--- a/droit social dcg/30- conseil de prud hommes.docx
+++ b/droit social dcg/30- conseil de prud hommes.docx
@@ -8,20 +8,26 @@
         <w:jc w:val="center"/>
       </w:pPr>
       <w:r>
-        <w:t>FICHE 30�: LE CONSEIL DE PRUD'HOMMES</w:t>
+        <w:rPr>
+          <w:b/>
+          <w:color w:val="1F4E79"/>
+          <w:sz w:val="34"/>
+        </w:rPr>
+        <w:t>FICHE 30e: LE CONSEIL DE PRUD'HOMMES</w:t>
       </w:r>
     </w:p>
-    <w:p/>
-    <w:p/>
-    <w:p/>
-    <w:p/>
     <w:p/>
     <w:p>
       <w:pPr>
         <w:pStyle w:val="Heading2"/>
       </w:pPr>
       <w:r>
-        <w:t>ORGANISATION DU CONSEIL DE PRUD�HOMMES I �</w:t>
+        <w:rPr>
+          <w:b/>
+          <w:color w:val="2F5496"/>
+          <w:sz w:val="24"/>
+        </w:rPr>
+        <w:t>ORGANISATION DU CONSEIL DE PRUDeHOMMES I e</w:t>
       </w:r>
     </w:p>
     <w:p>
@@ -29,32 +35,62 @@
         <w:pStyle w:val="Heading2"/>
       </w:pPr>
       <w:r>
-        <w:t>ORGANISATION NATIONALE DES JURIDICTIONS PRUD�HOMALES A �</w:t>
+        <w:rPr>
+          <w:b/>
+          <w:color w:val="2F5496"/>
+          <w:sz w:val="24"/>
+        </w:rPr>
+        <w:t>ORGANISATION NATIONALE DES JURIDICTIONS PRUDeHOMALES A e</w:t>
       </w:r>
     </w:p>
     <w:p>
       <w:r>
-        <w:t>Le conseil de prud�hommes est une juridiction civile d�exception du premier degr�, comp�tente pour conna�tre des</w:t>
+        <w:rPr>
+          <w:b w:val="0"/>
+          <w:color w:val="000000"/>
+          <w:sz w:val="22"/>
+        </w:rPr>
+        <w:t>Le conseil de prudehommes est une juridiction civile d'exception du premier degre, competente pour connaetre des</w:t>
       </w:r>
     </w:p>
     <w:p>
       <w:r>
+        <w:rPr>
+          <w:b w:val="0"/>
+          <w:color w:val="000000"/>
+          <w:sz w:val="22"/>
+        </w:rPr>
         <w:t>litiges individuels du travail (L 1411-3 C. trav.).</w:t>
       </w:r>
     </w:p>
     <w:p>
       <w:r>
-        <w:t>Le l�gislateur pr�voit la cr�ation d�au moins un conseil de prud�hommes par ressort du tribunal judiciaire (art. L 1422-1</w:t>
+        <w:rPr>
+          <w:b w:val="0"/>
+          <w:color w:val="000000"/>
+          <w:sz w:val="22"/>
+        </w:rPr>
+        <w:t>Le l'gislateur prevoit la creation d'au moins un conseil de prudehommes par ressort du tribunal judiciaire (art. L 1422-1</w:t>
       </w:r>
     </w:p>
     <w:p>
       <w:r>
-        <w:t>C. trav.). Pour des raisons �conomiques, sociales ou g�ographiques, il peut en �tre cr�e davantage dans le ressort du</w:t>
+        <w:rPr>
+          <w:b w:val="0"/>
+          <w:color w:val="000000"/>
+          <w:sz w:val="22"/>
+        </w:rPr>
+        <w:t>C. trav.). Pour des raisons economiques, sociales ou geographiques, il peut en etre cree davantage dans le ressort du</w:t>
       </w:r>
     </w:p>
     <w:p>
       <w:r>
-        <w:t>m�me tribunal judiciaire.</w:t>
+        <w:rPr>
+          <w:b w:val="0"/>
+          <w:color w:val="000000"/>
+          <w:sz w:val="22"/>
+        </w:rPr>
+        <w:t>m'me tribunal judiciaire.</w:t>
       </w:r>
     </w:p>
     <w:p>
@@ -62,7 +98,12 @@
         <w:pStyle w:val="Heading2"/>
       </w:pPr>
       <w:r>
-        <w:t>ORGANISATION INTERNE B �</w:t>
+        <w:rPr>
+          <w:b/>
+          <w:color w:val="2F5496"/>
+          <w:sz w:val="24"/>
+        </w:rPr>
+        <w:t>ORGANISATION INTERNE B e</w:t>
       </w:r>
     </w:p>
     <w:p>
@@ -70,27 +111,52 @@
         <w:pStyle w:val="Heading2"/>
       </w:pPr>
       <w:r>
-        <w:t>L�ORGANISATION EN SECTIONS DE LA JURIDICTION</w:t>
+        <w:rPr>
+          <w:b/>
+          <w:color w:val="2F5496"/>
+          <w:sz w:val="24"/>
+        </w:rPr>
+        <w:t>L'ORGANISATION EN SECTIONS DE LA JURIDICTION</w:t>
       </w:r>
     </w:p>
     <w:p>
       <w:r>
+        <w:rPr>
+          <w:b w:val="0"/>
+          <w:color w:val="000000"/>
+          <w:sz w:val="22"/>
+        </w:rPr>
         <w:t>?</w:t>
       </w:r>
     </w:p>
     <w:p>
       <w:r>
-        <w:t>Les litiges du travail �tant d�une grande diversit� et leur champ d�application particuli�rement vaste, les conseils de</w:t>
+        <w:rPr>
+          <w:b w:val="0"/>
+          <w:color w:val="000000"/>
+          <w:sz w:val="22"/>
+        </w:rPr>
+        <w:t>Les litiges du travail etant d'une grande diversite et leur champ d'application particulierement vaste, les conseils de</w:t>
       </w:r>
     </w:p>
     <w:p>
       <w:r>
-        <w:t>prud�hommes sont organis�s en sections autonomes correspondant � diff�rents secteurs d�activit� (L 1423-1 C. trav.).</w:t>
+        <w:rPr>
+          <w:b w:val="0"/>
+          <w:color w:val="000000"/>
+          <w:sz w:val="22"/>
+        </w:rPr>
+        <w:t>prudehommes sont organises en sections autonomes correspondant e differents secteurs d'activite (L 1423-1 C. trav.).</w:t>
       </w:r>
     </w:p>
     <w:p>
       <w:r>
-        <w:t>On d�compte les sections suivantes dont la comp�tence est d�termin�e par l�activit� principale de l�entreprise :</w:t>
+        <w:rPr>
+          <w:b w:val="0"/>
+          <w:color w:val="000000"/>
+          <w:sz w:val="22"/>
+        </w:rPr>
+        <w:t>On d'compte les sections suivantes dont la competence est d'terminee par l'activite principale de l'entreprise :</w:t>
       </w:r>
     </w:p>
     <w:p>
@@ -98,7 +164,12 @@
         <w:pStyle w:val="ListBullet"/>
       </w:pPr>
       <w:r>
-        <w:t>l�encadrement cr�� en 1979 s�adresse aux cadres et salari�s assimil�s ; -</w:t>
+        <w:rPr>
+          <w:b w:val="0"/>
+          <w:color w:val="000000"/>
+          <w:sz w:val="22"/>
+        </w:rPr>
+        <w:t>l'encadrement cree en 1979 s'adresse aux cadres et salaries assimiles ;</w:t>
       </w:r>
     </w:p>
     <w:p>
@@ -106,7 +177,12 @@
         <w:pStyle w:val="ListBullet"/>
       </w:pPr>
       <w:r>
-        <w:t>l�industrie ; -</w:t>
+        <w:rPr>
+          <w:b w:val="0"/>
+          <w:color w:val="000000"/>
+          <w:sz w:val="22"/>
+        </w:rPr>
+        <w:t>l'industrie ;</w:t>
       </w:r>
     </w:p>
     <w:p>
@@ -114,7 +190,12 @@
         <w:pStyle w:val="ListBullet"/>
       </w:pPr>
       <w:r>
-        <w:t>les Commerces et services commerciaux ; -</w:t>
+        <w:rPr>
+          <w:b w:val="0"/>
+          <w:color w:val="000000"/>
+          <w:sz w:val="22"/>
+        </w:rPr>
+        <w:t>les Commerces et services commerciaux ;</w:t>
       </w:r>
     </w:p>
     <w:p>
@@ -122,7 +203,12 @@
         <w:pStyle w:val="ListBullet"/>
       </w:pPr>
       <w:r>
-        <w:t>l�agriculture, ; -</w:t>
+        <w:rPr>
+          <w:b w:val="0"/>
+          <w:color w:val="000000"/>
+          <w:sz w:val="22"/>
+        </w:rPr>
+        <w:t>l'agriculture, ;</w:t>
       </w:r>
     </w:p>
     <w:p>
@@ -130,22 +216,42 @@
         <w:pStyle w:val="ListBullet"/>
       </w:pPr>
       <w:r>
-        <w:t>les activit�s diverses. Cette section est comp�tente pour toutes les activit�s qui n�entrent pas dans les autres sections -</w:t>
+        <w:rPr>
+          <w:b w:val="0"/>
+          <w:color w:val="000000"/>
+          <w:sz w:val="22"/>
+        </w:rPr>
+        <w:t>les activites diverses. Cette section est competente pour toutes les activites qui n'entrent pas dans les autres sections</w:t>
       </w:r>
     </w:p>
     <w:p>
       <w:r>
-        <w:t>comme les activit�s artistiques, lib�rales, concierges et gardiens d�immeubles�</w:t>
+        <w:rPr>
+          <w:b w:val="0"/>
+          <w:color w:val="000000"/>
+          <w:sz w:val="22"/>
+        </w:rPr>
+        <w:t>comme les activites artistiques, liberales, concierges et gardiens d'immeublese</w:t>
       </w:r>
     </w:p>
     <w:p>
       <w:r>
-        <w:t>Par d�cision du premier pr�sident de la cour d�appel, sur proposition de l�assembl�e g�n�rale du conseil de prud�hommes,</w:t>
+        <w:rPr>
+          <w:b w:val="0"/>
+          <w:color w:val="000000"/>
+          <w:sz w:val="22"/>
+        </w:rPr>
+        <w:t>Par d'cision du premier president de la cour d'appel, sur proposition de l'assemblee gen'rale du conseil de prudehommes,</w:t>
       </w:r>
     </w:p>
     <w:p>
       <w:r>
-        <w:t>les sections peuvent �tre elles- m�mes divis�es en chambres si l�importance du contentieux l�exige (R 1423-10 C. trav.).</w:t>
+        <w:rPr>
+          <w:b w:val="0"/>
+          <w:color w:val="000000"/>
+          <w:sz w:val="22"/>
+        </w:rPr>
+        <w:t>les sections peuvent etre elles- m'mes divisees en chambres si l'importance du contentieux l'exige (R 1423-10 C. trav.).</w:t>
       </w:r>
     </w:p>
     <w:p>
@@ -153,41 +259,81 @@
         <w:pStyle w:val="Heading2"/>
       </w:pPr>
       <w:r>
-        <w:t>LES BUREAUX DE CONCILIATION ET D�ORIENTATION ET LES BUREAUX DE JUGEMENT</w:t>
+        <w:rPr>
+          <w:b/>
+          <w:color w:val="2F5496"/>
+          <w:sz w:val="24"/>
+        </w:rPr>
+        <w:t>LES BUREAUX DE CONCILIATION ET D'ORIENTATION ET LES BUREAUX DE JUGEMENT</w:t>
       </w:r>
     </w:p>
     <w:p>
       <w:r>
+        <w:rPr>
+          <w:b w:val="0"/>
+          <w:color w:val="000000"/>
+          <w:sz w:val="22"/>
+        </w:rPr>
         <w:t>?</w:t>
       </w:r>
     </w:p>
     <w:p>
       <w:r>
-        <w:t>Les sections et les chambres lorsqu�elles existent comprennent deux bureau, l�un de conciliation et d�orientation</w:t>
+        <w:rPr>
+          <w:b w:val="0"/>
+          <w:color w:val="000000"/>
+          <w:sz w:val="22"/>
+        </w:rPr>
+        <w:t>Les sections et les chambres lorsqu'elles existent comprennent deux bureau, l'un de conciliation et d'orientation</w:t>
       </w:r>
     </w:p>
     <w:p>
       <w:r>
-        <w:t>destin� � rechercher une solution pacifique au litige, l�autre de jugement qui a en charge de r�gler le contentieux par voie</w:t>
+        <w:rPr>
+          <w:b w:val="0"/>
+          <w:color w:val="000000"/>
+          <w:sz w:val="22"/>
+        </w:rPr>
+        <w:t>destine e rechercher une solution pacifique au litige, l'autre de jugement qui a en charge de regler le contentieux par voie</w:t>
       </w:r>
     </w:p>
     <w:p>
       <w:r>
-        <w:t>de jugement � d�faut de conciliation (cf.infra proc�dure ordinaire).</w:t>
+        <w:rPr>
+          <w:b w:val="0"/>
+          <w:color w:val="000000"/>
+          <w:sz w:val="22"/>
+        </w:rPr>
+        <w:t>de jugement e d'faut de conciliation (cf.infra procedure ordinaire).</w:t>
       </w:r>
     </w:p>
     <w:p>
       <w:r>
-        <w:t>Le bureau de conciliation est compos� d�un conseiller employeur et d�un conseiller salari� (L 1423-13 C. trav.), le</w:t>
+        <w:rPr>
+          <w:b w:val="0"/>
+          <w:color w:val="000000"/>
+          <w:sz w:val="22"/>
+        </w:rPr>
+        <w:t>Le bureau de conciliation est compose d'un conseiller employeur et d'un conseiller salarie (L 1423-13 C. trav.), le</w:t>
       </w:r>
     </w:p>
     <w:p>
       <w:r>
-        <w:t>bureau de jugement comprend pour sa part 2 conseillers prud�hommes salari�s et 2 conseillers prud�hommes</w:t>
+        <w:rPr>
+          <w:b w:val="0"/>
+          <w:color w:val="000000"/>
+          <w:sz w:val="22"/>
+        </w:rPr>
+        <w:t>bureau de jugement comprend pour sa part 2 conseillers prudehommes salaries et 2 conseillers prudehommes</w:t>
       </w:r>
     </w:p>
     <w:p>
       <w:r>
+        <w:rPr>
+          <w:b w:val="0"/>
+          <w:color w:val="000000"/>
+          <w:sz w:val="22"/>
+        </w:rPr>
         <w:t>employeurs (L 1423-12 C. trav.).</w:t>
       </w:r>
     </w:p>
@@ -196,43 +342,83 @@
         <w:pStyle w:val="Heading2"/>
       </w:pPr>
       <w:r>
-        <w:t>LA SECTION DE R�F�R�</w:t>
+        <w:rPr>
+          <w:b/>
+          <w:color w:val="2F5496"/>
+          <w:sz w:val="24"/>
+        </w:rPr>
+        <w:t>LA SECTION DE ReFeRe</w:t>
       </w:r>
     </w:p>
     <w:p>
       <w:r>
+        <w:rPr>
+          <w:b w:val="0"/>
+          <w:color w:val="000000"/>
+          <w:sz w:val="22"/>
+        </w:rPr>
         <w:t>?</w:t>
       </w:r>
     </w:p>
     <w:p>
       <w:r>
-        <w:t>Chaque conseil de prud�hommes comprend une formation de r�f�r� commune aux diff�rentes sections et compos�e</w:t>
+        <w:rPr>
+          <w:b w:val="0"/>
+          <w:color w:val="000000"/>
+          <w:sz w:val="22"/>
+        </w:rPr>
+        <w:t>Chaque conseil de prudehommes comprend une formation de refere commune aux differentes sections et composee</w:t>
       </w:r>
     </w:p>
     <w:p>
       <w:r>
-        <w:t>d�un nombre de conseillers fix� par le r�glement int�rieur de la juridiction (L 1423-1 C. trav.)</w:t>
+        <w:rPr>
+          <w:b w:val="0"/>
+          <w:color w:val="000000"/>
+          <w:sz w:val="22"/>
+        </w:rPr>
+        <w:t>d'un nombre de conseillers fixe par le reglement interieur de la juridiction (L 1423-1 C. trav.)</w:t>
       </w:r>
     </w:p>
     <w:p/>
     <w:p>
       <w:r>
-        <w:t>La formation de r�f�r� qui statue dans les cas d�urgence peut ordonner toutes les mesures qui ne se heurtent � aucune</w:t>
+        <w:rPr>
+          <w:b w:val="0"/>
+          <w:color w:val="000000"/>
+          <w:sz w:val="22"/>
+        </w:rPr>
+        <w:t>La formation de refere qui statue dans les cas d'urgence peut ordonner toutes les mesures qui ne se heurtent e aucune</w:t>
       </w:r>
     </w:p>
     <w:p>
       <w:r>
-        <w:t>contestation s�rieuse, prescrire des mesures conservatoires ou de remise en �tat dans le cas de dommage imminent ou</w:t>
+        <w:rPr>
+          <w:b w:val="0"/>
+          <w:color w:val="000000"/>
+          <w:sz w:val="22"/>
+        </w:rPr>
+        <w:t>contestation s'rieuse, prescrire des mesures conservatoires ou de remise en etat dans le cas de dommage imminent ou</w:t>
       </w:r>
     </w:p>
     <w:p>
       <w:r>
-        <w:t>pour faire cesser un trouble manifestement illicite, ou encore accorder une provision au cr�ancier dans le cas o� son droit</w:t>
+        <w:rPr>
+          <w:b w:val="0"/>
+          <w:color w:val="000000"/>
+          <w:sz w:val="22"/>
+        </w:rPr>
+        <w:t>pour faire cesser un trouble manifestement illicite, ou encore accorder une provision au creancier dans le cas oe son droit</w:t>
       </w:r>
     </w:p>
     <w:p>
       <w:r>
-        <w:t>n�est pas s�rieusement contestable. Par exemple, la contestation des avis du m�decin du travail dans un d�lai de 25 jours.</w:t>
+        <w:rPr>
+          <w:b w:val="0"/>
+          <w:color w:val="000000"/>
+          <w:sz w:val="22"/>
+        </w:rPr>
+        <w:t>n'est pas s'rieusement contestable. Par exemple, la contestation des avis du m'decin du travail dans un d'lai de 25 jours.</w:t>
       </w:r>
     </w:p>
     <w:p>
@@ -240,32 +426,62 @@
         <w:pStyle w:val="Heading2"/>
       </w:pPr>
       <w:r>
-        <w:t>LE SECR�TARIAT-GREFFE</w:t>
+        <w:rPr>
+          <w:b/>
+          <w:color w:val="2F5496"/>
+          <w:sz w:val="24"/>
+        </w:rPr>
+        <w:t>LE SECReTARIAT-GREFFE</w:t>
       </w:r>
     </w:p>
     <w:p>
       <w:r>
+        <w:rPr>
+          <w:b w:val="0"/>
+          <w:color w:val="000000"/>
+          <w:sz w:val="22"/>
+        </w:rPr>
         <w:t>?</w:t>
       </w:r>
     </w:p>
     <w:p>
       <w:r>
-        <w:t>Chaque conseil de prud�hommes comprend un secr�tariat-greffe dirig� par un greffier en chef plac� sous le contr�le du</w:t>
+        <w:rPr>
+          <w:b w:val="0"/>
+          <w:color w:val="000000"/>
+          <w:sz w:val="22"/>
+        </w:rPr>
+        <w:t>Chaque conseil de prudehommes comprend un secretariat-greffe dirige par un greffier en chef place sous le contrele du</w:t>
       </w:r>
     </w:p>
     <w:p>
       <w:r>
-        <w:t>pr�sident du conseil (R 1423-36 C. trav.). Il joue un r�le essentiel dans le fonctionnement de la juridiction en organisant</w:t>
+        <w:rPr>
+          <w:b w:val="0"/>
+          <w:color w:val="000000"/>
+          <w:sz w:val="22"/>
+        </w:rPr>
+        <w:t>president du conseil (R 1423-36 C. trav.). Il joue un rele essentiel dans le fonctionnement de la juridiction en organisant</w:t>
       </w:r>
     </w:p>
     <w:p>
       <w:r>
-        <w:t>les moments du proc�s (enr�lement des affaires, convocation des parties, notification des d�cisions�). Par exemple, la</w:t>
+        <w:rPr>
+          <w:b w:val="0"/>
+          <w:color w:val="000000"/>
+          <w:sz w:val="22"/>
+        </w:rPr>
+        <w:t>les moments du proces (enrelement des affaires, convocation des parties, notification des d'cisionse). Par exemple, la</w:t>
       </w:r>
     </w:p>
     <w:p>
       <w:r>
-        <w:t>contestation des avis du m�decin du travail dans un d�lai de 25 jours.</w:t>
+        <w:rPr>
+          <w:b w:val="0"/>
+          <w:color w:val="000000"/>
+          <w:sz w:val="22"/>
+        </w:rPr>
+        <w:t>contestation des avis du m'decin du travail dans un d'lai de 25 jours.</w:t>
       </w:r>
     </w:p>
     <w:p>
@@ -273,7 +489,12 @@
         <w:pStyle w:val="Heading2"/>
       </w:pPr>
       <w:r>
-        <w:t>LE PERSONNEL DU CONSEIL DE PRUD�HOMMES C �</w:t>
+        <w:rPr>
+          <w:b/>
+          <w:color w:val="2F5496"/>
+          <w:sz w:val="24"/>
+        </w:rPr>
+        <w:t>LE PERSONNEL DU CONSEIL DE PRUDeHOMMES C e</w:t>
       </w:r>
     </w:p>
     <w:p>
@@ -281,32 +502,62 @@
         <w:pStyle w:val="Heading2"/>
       </w:pPr>
       <w:r>
-        <w:t>LE PR�SIDENT ET VICE-PR�SIDENT DU CONSEIL DE PRUD�HOMMES</w:t>
+        <w:rPr>
+          <w:b/>
+          <w:color w:val="2F5496"/>
+          <w:sz w:val="24"/>
+        </w:rPr>
+        <w:t>LE PReSIDENT ET VICE-PReSIDENT DU CONSEIL DE PRUDeHOMMES</w:t>
       </w:r>
     </w:p>
     <w:p>
       <w:r>
+        <w:rPr>
+          <w:b w:val="0"/>
+          <w:color w:val="000000"/>
+          <w:sz w:val="22"/>
+        </w:rPr>
         <w:t>?</w:t>
       </w:r>
     </w:p>
     <w:p>
       <w:r>
-        <w:t>Ils sont �lus au terme de chaque ann�e dans le coll�ge salari� ou employeur. Le pr�sident exerce essentiellement des</w:t>
+        <w:rPr>
+          <w:b w:val="0"/>
+          <w:color w:val="000000"/>
+          <w:sz w:val="22"/>
+        </w:rPr>
+        <w:t>Ils sont elus au terme de chaque annee dans le college salarie ou employeur. Le president exerce essentiellement des</w:t>
       </w:r>
     </w:p>
     <w:p>
       <w:r>
-        <w:t>missions d�ordre administratif telles que la convocation de l�assembl�e g�n�rale, la discipline de la juridiction ou encore</w:t>
+        <w:rPr>
+          <w:b w:val="0"/>
+          <w:color w:val="000000"/>
+          <w:sz w:val="22"/>
+        </w:rPr>
+        <w:t>missions d'ordre administratif telles que la convocation de l'assemblee gen'rale, la discipline de la juridiction ou encore</w:t>
       </w:r>
     </w:p>
     <w:p>
       <w:r>
-        <w:t>le contr�le du respect de leurs obligations par les conseillers.</w:t>
+        <w:rPr>
+          <w:b w:val="0"/>
+          <w:color w:val="000000"/>
+          <w:sz w:val="22"/>
+        </w:rPr>
+        <w:t>le contrele du respect de leurs obligations par les conseillers.</w:t>
       </w:r>
     </w:p>
     <w:p>
       <w:r>
-        <w:t>Le vice-pr�sident suppl�e � l�absence du pr�sident et dispose lui aussi du pouvoir de convoquer l�assembl�e g�n�rale.</w:t>
+        <w:rPr>
+          <w:b w:val="0"/>
+          <w:color w:val="000000"/>
+          <w:sz w:val="22"/>
+        </w:rPr>
+        <w:t>Le vice-president supplee e l'absence du president et dispose lui aussi du pouvoir de convoquer l'assemblee gen'rale.</w:t>
       </w:r>
     </w:p>
     <w:p>
@@ -314,32 +565,62 @@
         <w:pStyle w:val="Heading2"/>
       </w:pPr>
       <w:r>
-        <w:t>LE PR�SIDENT ET LE VICE-PR�SIDENT DE SECTION ET DE CHAMBRE</w:t>
+        <w:rPr>
+          <w:b/>
+          <w:color w:val="2F5496"/>
+          <w:sz w:val="24"/>
+        </w:rPr>
+        <w:t>LE PReSIDENT ET LE VICE-PReSIDENT DE SECTION ET DE CHAMBRE</w:t>
       </w:r>
     </w:p>
     <w:p>
       <w:r>
+        <w:rPr>
+          <w:b w:val="0"/>
+          <w:color w:val="000000"/>
+          <w:sz w:val="22"/>
+        </w:rPr>
         <w:t>?</w:t>
       </w:r>
     </w:p>
     <w:p>
       <w:r>
-        <w:t>� la t�te de chaque section du conseil de prud�hommes, l�assembl�e de la section concern�e �lit son pr�sident et vice-</w:t>
+        <w:rPr>
+          <w:b w:val="0"/>
+          <w:color w:val="000000"/>
+          <w:sz w:val="22"/>
+        </w:rPr>
+        <w:t>e la t'te de chaque section du conseil de prudehommes, l'assemblee de la section concernee elit son president et vice-</w:t>
       </w:r>
     </w:p>
     <w:p>
       <w:r>
-        <w:t>pr�sident. Il en est de m�me de section lorsque plusieurs chambres ont �t� constitu�es au sein d�une m�me section.</w:t>
+        <w:rPr>
+          <w:b w:val="0"/>
+          <w:color w:val="000000"/>
+          <w:sz w:val="22"/>
+        </w:rPr>
+        <w:t>president. Il en est de m'me de section lorsque plusieurs chambres ont et' constituees au sein d'une m'me section.</w:t>
       </w:r>
     </w:p>
     <w:p>
       <w:r>
-        <w:t>Le proc�s-verbal de ces assembl�es est adress� dans les quarante-huit heures au premier pr�sident de la cour d�appel et</w:t>
+        <w:rPr>
+          <w:b w:val="0"/>
+          <w:color w:val="000000"/>
+          <w:sz w:val="22"/>
+        </w:rPr>
+        <w:t>Le proces-verbal de ces assemblees est adresse dans les quarante-huit heures au premier president de la cour d'appel et</w:t>
       </w:r>
     </w:p>
     <w:p>
       <w:r>
-        <w:t>au procureur g�n�ral pr�s la cour d�appel (R 1423-13 C.trav.).</w:t>
+        <w:rPr>
+          <w:b w:val="0"/>
+          <w:color w:val="000000"/>
+          <w:sz w:val="22"/>
+        </w:rPr>
+        <w:t>au procureur gen'ral pres la cour d'appel (R 1423-13 C.trav.).</w:t>
       </w:r>
     </w:p>
     <w:p>
@@ -347,54 +628,104 @@
         <w:pStyle w:val="Heading2"/>
       </w:pPr>
       <w:r>
-        <w:t>LES CONSEILLERS PRUD�HOMAUX</w:t>
+        <w:rPr>
+          <w:b/>
+          <w:color w:val="2F5496"/>
+          <w:sz w:val="24"/>
+        </w:rPr>
+        <w:t>LES CONSEILLERS PRUDeHOMAUX</w:t>
       </w:r>
     </w:p>
     <w:p>
       <w:r>
+        <w:rPr>
+          <w:b w:val="0"/>
+          <w:color w:val="000000"/>
+          <w:sz w:val="22"/>
+        </w:rPr>
         <w:t>?</w:t>
       </w:r>
     </w:p>
     <w:p>
       <w:r>
-        <w:t>Les juges, appel�s conseillers prud�hommes, sont nomm�s conjointement par les ministres de la justice et du travail sur</w:t>
+        <w:rPr>
+          <w:b w:val="0"/>
+          <w:color w:val="000000"/>
+          <w:sz w:val="22"/>
+        </w:rPr>
+        <w:t>Les juges, appeles conseillers prudehommes, sont nommes conjointement par les ministres de la justice et du travail sur</w:t>
       </w:r>
     </w:p>
     <w:p>
       <w:r>
-        <w:t>proposition des organisations syndicales habilit�es � proposer des candidats en fonction de leur audience. Leur mandat</w:t>
+        <w:rPr>
+          <w:b w:val="0"/>
+          <w:color w:val="000000"/>
+          <w:sz w:val="22"/>
+        </w:rPr>
+        <w:t>proposition des organisations syndicales habilitees e proposer des candidats en fonction de leur audience. Leur mandat</w:t>
       </w:r>
     </w:p>
     <w:p>
       <w:r>
+        <w:rPr>
+          <w:b w:val="0"/>
+          <w:color w:val="000000"/>
+          <w:sz w:val="22"/>
+        </w:rPr>
         <w:t>est de 4 ans.</w:t>
       </w:r>
     </w:p>
     <w:p>
       <w:r>
-        <w:t>Le conseiller salari� b�n�ficie d�un statut lui conf�rant des droits et des obligations. Des droits en mati�re d�absence pour</w:t>
+        <w:rPr>
+          <w:b w:val="0"/>
+          <w:color w:val="000000"/>
+          <w:sz w:val="22"/>
+        </w:rPr>
+        <w:t>Le conseiller salarie ben'ficie d'un statut lui conferant des droits et des obligations. Des droits en matiere d'absence pour</w:t>
       </w:r>
     </w:p>
     <w:p>
       <w:r>
-        <w:t>l�exercice de ses fonctions (sans perte de r�mun�ration) et de sa formation ainsi qu�une protection contre le licenciement.</w:t>
+        <w:rPr>
+          <w:b w:val="0"/>
+          <w:color w:val="000000"/>
+          <w:sz w:val="22"/>
+        </w:rPr>
+        <w:t>l'exercice de ses fonctions (sans perte de remuneration) et de sa formation ainsi qu'une protection contre le licenciement.</w:t>
       </w:r>
     </w:p>
     <w:p>
       <w:r>
-        <w:t>Des devoirs aussi, puisqu�il peut �tre sanctionn� pour les manquements fautifs dans l�exercice de son mandat.</w:t>
+        <w:rPr>
+          <w:b w:val="0"/>
+          <w:color w:val="000000"/>
+          <w:sz w:val="22"/>
+        </w:rPr>
+        <w:t>Des devoirs aussi, puisqu'il peut etre sanctionne pour les manquements fautifs dans l'exercice de son mandat.</w:t>
       </w:r>
     </w:p>
     <w:p/>
     <w:p>
       <w:r>
-        <w:t>II- Comp�tence du Conseil de prud'hommes</w:t>
+        <w:rPr>
+          <w:b w:val="0"/>
+          <w:color w:val="000000"/>
+          <w:sz w:val="22"/>
+        </w:rPr>
+        <w:t>II- Competence du Conseil de prud'hommes</w:t>
       </w:r>
     </w:p>
     <w:p/>
     <w:p>
       <w:r>
-        <w:t>I �</w:t>
+        <w:rPr>
+          <w:b w:val="0"/>
+          <w:color w:val="000000"/>
+          <w:sz w:val="22"/>
+        </w:rPr>
+        <w:t>I e</w:t>
       </w:r>
     </w:p>
     <w:p>
@@ -402,82 +733,162 @@
         <w:pStyle w:val="Heading2"/>
       </w:pPr>
       <w:r>
-        <w:t>COMP�TENCE MAT�RIELLE (RATIONAE MATERIAE) A �</w:t>
+        <w:rPr>
+          <w:b/>
+          <w:color w:val="2F5496"/>
+          <w:sz w:val="24"/>
+        </w:rPr>
+        <w:t>COMPeTENCE MATeRIELLE (RATIONAE MATERIAE) A e</w:t>
       </w:r>
     </w:p>
     <w:p>
       <w:r>
-        <w:t>Le conseil est comp�tent pour conna�tre des litiges individuels du travail entre salari�s et employeurs ou entre les</w:t>
+        <w:rPr>
+          <w:b w:val="0"/>
+          <w:color w:val="000000"/>
+          <w:sz w:val="22"/>
+        </w:rPr>
+        <w:t>Le conseil est competent pour connaetre des litiges individuels du travail entre salaries et employeurs ou entre les</w:t>
       </w:r>
     </w:p>
     <w:p>
       <w:r>
-        <w:t>salari�s eux-m�mes (L 1411-1, 1411-3 C. trav.).</w:t>
+        <w:rPr>
+          <w:b w:val="0"/>
+          <w:color w:val="000000"/>
+          <w:sz w:val="22"/>
+        </w:rPr>
+        <w:t>salaries eux-m'mes (L 1411-1, 1411-3 C. trav.).</w:t>
       </w:r>
     </w:p>
     <w:p>
       <w:r>
-        <w:t>Sa comp�tence �tant d�ordre public, il ne peut y �tre d�rog� par une clause compromissoire ou une disposition du</w:t>
+        <w:rPr>
+          <w:b w:val="0"/>
+          <w:color w:val="000000"/>
+          <w:sz w:val="22"/>
+        </w:rPr>
+        <w:t>Sa competence etant d'ordre public, il ne peut y etre d'roge par une clause compromissoire ou une disposition du</w:t>
       </w:r>
     </w:p>
     <w:p>
       <w:r>
+        <w:rPr>
+          <w:b w:val="0"/>
+          <w:color w:val="000000"/>
+          <w:sz w:val="22"/>
+        </w:rPr>
         <w:t>contrat de travail (L 1411-4 C. trav.).</w:t>
       </w:r>
     </w:p>
     <w:p>
       <w:r>
-        <w:t>Le litige doit �tre n� � l�occasion de la relation de travail et avoir un caract�re individuel. Cela comprend les licenciements,</w:t>
+        <w:rPr>
+          <w:b w:val="0"/>
+          <w:color w:val="000000"/>
+          <w:sz w:val="22"/>
+        </w:rPr>
+        <w:t>Le litige doit etre n' e l'occasion de la relation de travail et avoir un caractere individuel. Cela comprend les licenciements,</w:t>
       </w:r>
     </w:p>
     <w:p>
       <w:r>
-        <w:t>les sanctions disciplinaires, les salaires ou tous autres domaines se rapportant � l�ex�cution de la relation de travail.</w:t>
+        <w:rPr>
+          <w:b w:val="0"/>
+          <w:color w:val="000000"/>
+          <w:sz w:val="22"/>
+        </w:rPr>
+        <w:t>les sanctions disciplinaires, les salaires ou tous autres domaines se rapportant e l'execution de la relation de travail.</w:t>
       </w:r>
     </w:p>
     <w:p>
       <w:r>
-        <w:t>Si l�existence m�me d�un contrat de travail donne lieu � contestation, le conseil veillera � examiner la pr�sence ou non</w:t>
+        <w:rPr>
+          <w:b w:val="0"/>
+          <w:color w:val="000000"/>
+          <w:sz w:val="22"/>
+        </w:rPr>
+        <w:t>Si l'existence m'me d'un contrat de travail donne lieu e contestation, le conseil veillera e examiner la presence ou non</w:t>
       </w:r>
     </w:p>
     <w:p>
       <w:r>
-        <w:t>des �l�ments caract�ristiques de la relation de travail. Ainsi la juridiction prud�homale n�est pas tenue par la</w:t>
+        <w:rPr>
+          <w:b w:val="0"/>
+          <w:color w:val="000000"/>
+          <w:sz w:val="22"/>
+        </w:rPr>
+        <w:t>des el'ments caracteristiques de la relation de travail. Ainsi la juridiction prudehomale n'est pas tenue par la</w:t>
       </w:r>
     </w:p>
     <w:p>
       <w:r>
-        <w:t>qualification que les parties ont donn�e au contrat et peut, au regard de l�intention de celles-ci et des dispositions</w:t>
+        <w:rPr>
+          <w:b w:val="0"/>
+          <w:color w:val="000000"/>
+          <w:sz w:val="22"/>
+        </w:rPr>
+        <w:t>qualification que les parties ont donnee au contrat et peut, au regard de l'intention de celles-ci et des dispositions</w:t>
       </w:r>
     </w:p>
     <w:p>
       <w:r>
-        <w:t>contractuelles, requalifier la nature de leur relation (Cass. soc. 19 d�cembre 2000).</w:t>
+        <w:rPr>
+          <w:b w:val="0"/>
+          <w:color w:val="000000"/>
+          <w:sz w:val="22"/>
+        </w:rPr>
+        <w:t>contractuelles, requalifier la nature de leur relation (Cass. soc. 19 d'cembre 2000).</w:t>
       </w:r>
     </w:p>
     <w:p>
       <w:r>
-        <w:t>� ce titre, et bien que le contrat de travail ne soit pas form�, la comp�tence du conseil de prud�hommes est �largie aux</w:t>
+        <w:rPr>
+          <w:b w:val="0"/>
+          <w:color w:val="000000"/>
+          <w:sz w:val="22"/>
+        </w:rPr>
+        <w:t>e ce titre, et bien que le contrat de travail ne soit pas forme, la competence du conseil de prudehommes est elargie aux</w:t>
       </w:r>
     </w:p>
     <w:p>
       <w:r>
-        <w:t>contestations relatives aux discriminations pr�vues � l�article L1132-1 du Code du travail. La Cour de cassation a pu</w:t>
+        <w:rPr>
+          <w:b w:val="0"/>
+          <w:color w:val="000000"/>
+          <w:sz w:val="22"/>
+        </w:rPr>
+        <w:t>contestations relatives aux discriminations prevues e l'article L1132-1 du Code du travail. La Cour de cassation a pu</w:t>
       </w:r>
     </w:p>
     <w:p>
       <w:r>
-        <w:t>valablement sanctionner une cour d�appel rejetant la comp�tence de la juridiction prud�homale en mati�re de</w:t>
+        <w:rPr>
+          <w:b w:val="0"/>
+          <w:color w:val="000000"/>
+          <w:sz w:val="22"/>
+        </w:rPr>
+        <w:t>valablement sanctionner une cour d'appel rejetant la competence de la juridiction prudehomale en matiere de</w:t>
       </w:r>
     </w:p>
     <w:p>
       <w:r>
-        <w:t>discrimination � l�embauche sous le seul motif que le contrat de travail n��tait pas form� (Cass. soc. 20 d�cembre 2006). Sa</w:t>
+        <w:rPr>
+          <w:b w:val="0"/>
+          <w:color w:val="000000"/>
+          <w:sz w:val="22"/>
+        </w:rPr>
+        <w:t>discrimination e l'embauche sous le seul motif que le contrat de travail n'etait pas forme (Cass. soc. 20 d'cembre 2006). Sa</w:t>
       </w:r>
     </w:p>
     <w:p>
       <w:r>
-        <w:t>comp�tence sera toujours exclusive en mati�re de promesse unilat�rale de contrat de travail (Cass. soc. 19 janvier 2005).</w:t>
+        <w:rPr>
+          <w:b w:val="0"/>
+          <w:color w:val="000000"/>
+          <w:sz w:val="22"/>
+        </w:rPr>
+        <w:t>competence sera toujours exclusive en matiere de promesse unilaterale de contrat de travail (Cass. soc. 19 janvier 2005).</w:t>
       </w:r>
     </w:p>
     <w:p>
@@ -485,32 +896,62 @@
         <w:pStyle w:val="Heading2"/>
       </w:pPr>
       <w:r>
-        <w:t>COMP�TENCE TERRITORIALE (RATIONAE LOCI) B �</w:t>
+        <w:rPr>
+          <w:b/>
+          <w:color w:val="2F5496"/>
+          <w:sz w:val="24"/>
+        </w:rPr>
+        <w:t>COMPeTENCE TERRITORIALE (RATIONAE LOCI) B e</w:t>
       </w:r>
     </w:p>
     <w:p>
       <w:r>
-        <w:t>Par principe, le conseil territorialement comp�tent est celui dans le ressort duquel est situ� l��tablissement o� est</w:t>
+        <w:rPr>
+          <w:b w:val="0"/>
+          <w:color w:val="000000"/>
+          <w:sz w:val="22"/>
+        </w:rPr>
+        <w:t>Par principe, le conseil territorialement competent est celui dans le ressort duquel est situe l'etablissement oe est</w:t>
       </w:r>
     </w:p>
     <w:p>
       <w:r>
-        <w:t>effectu� le travail. Par exception cette comp�tence peut �tre �cart�e pour certaines cat�gories de salari�s dont</w:t>
+        <w:rPr>
+          <w:b w:val="0"/>
+          <w:color w:val="000000"/>
+          <w:sz w:val="22"/>
+        </w:rPr>
+        <w:t>effectue le travail. Par exception cette competence peut etre ecartee pour certaines categories de salaries dont</w:t>
       </w:r>
     </w:p>
     <w:p>
       <w:r>
-        <w:t>l�ex�cution du travail est r�alis�e � leur domicile ou en dehors de tout �tablissement (R 1412-1 C. trav.).</w:t>
+        <w:rPr>
+          <w:b w:val="0"/>
+          <w:color w:val="000000"/>
+          <w:sz w:val="22"/>
+        </w:rPr>
+        <w:t>l'execution du travail est realisee e leur domicile ou en dehors de tout etablissement (R 1412-1 C. trav.).</w:t>
       </w:r>
     </w:p>
     <w:p>
       <w:r>
-        <w:t>Enfin, le salari� dispose �galement de la facult� de saisir les conseils de prud�hommes du lieu de formation du contrat ou</w:t>
+        <w:rPr>
+          <w:b w:val="0"/>
+          <w:color w:val="000000"/>
+          <w:sz w:val="22"/>
+        </w:rPr>
+        <w:t>Enfin, le salarie dispose egalement de la faculte de saisir les conseils de prudehommes du lieu de formation du contrat ou</w:t>
       </w:r>
     </w:p>
     <w:p>
       <w:r>
-        <w:t>celui du lieu o� l�employeur est �tabli.</w:t>
+        <w:rPr>
+          <w:b w:val="0"/>
+          <w:color w:val="000000"/>
+          <w:sz w:val="22"/>
+        </w:rPr>
+        <w:t>celui du lieu oe l'employeur est etabli.</w:t>
       </w:r>
     </w:p>
     <w:p>
@@ -518,7 +959,12 @@
         <w:pStyle w:val="Heading2"/>
       </w:pPr>
       <w:r>
-        <w:t>III- LE R�GLEMENT DES LITIGES DU TRAVAIL</w:t>
+        <w:rPr>
+          <w:b/>
+          <w:color w:val="2F5496"/>
+          <w:sz w:val="24"/>
+        </w:rPr>
+        <w:t>III- LE ReGLEMENT DES LITIGES DU TRAVAIL</w:t>
       </w:r>
     </w:p>
     <w:p>
@@ -526,53 +972,103 @@
         <w:pStyle w:val="Heading2"/>
       </w:pPr>
       <w:r>
-        <w:t>A- LE R�GLEMENT AMIABLE</w:t>
+        <w:rPr>
+          <w:b/>
+          <w:color w:val="2F5496"/>
+          <w:sz w:val="24"/>
+        </w:rPr>
+        <w:t>A- LE ReGLEMENT AMIABLE</w:t>
       </w:r>
     </w:p>
     <w:p>
       <w:r>
-        <w:t>La loi du 6 ao�t institue deux proc�dures amiables de r�glement des litiges applicables au conflit du travail.</w:t>
+        <w:rPr>
+          <w:b w:val="0"/>
+          <w:color w:val="000000"/>
+          <w:sz w:val="22"/>
+        </w:rPr>
+        <w:t>La loi du 6 aoet institue deux procedures amiables de reglement des litiges applicables au conflit du travail.</w:t>
       </w:r>
     </w:p>
     <w:p>
       <w:r>
-        <w:t>La convention de proc�dure participative 1.</w:t>
+        <w:rPr>
+          <w:b w:val="0"/>
+          <w:color w:val="000000"/>
+          <w:sz w:val="22"/>
+        </w:rPr>
+        <w:t>La convention de procedure participative 1.</w:t>
       </w:r>
     </w:p>
     <w:p>
       <w:r>
-        <w:t>Issue du droit civil, cette proc�dure est �tendue aux litiges du travail. Elle consiste en une convention entre les parties</w:t>
+        <w:rPr>
+          <w:b w:val="0"/>
+          <w:color w:val="000000"/>
+          <w:sz w:val="22"/>
+        </w:rPr>
+        <w:t>Issue du droit civil, cette procedure est etendue aux litiges du travail. Elle consiste en une convention entre les parties</w:t>
       </w:r>
     </w:p>
     <w:p>
       <w:r>
-        <w:t>par laquelle ces derni�res s�engagent � �uvrer conjointement et de bonne foi � la r�solution amiable de leur diff�rend.</w:t>
+        <w:rPr>
+          <w:b w:val="0"/>
+          <w:color w:val="000000"/>
+          <w:sz w:val="22"/>
+        </w:rPr>
+        <w:t>par laquelle ces dernieres s'engagent e euvrer conjointement et de bonne foi e la resolution amiable de leur differend.</w:t>
       </w:r>
     </w:p>
     <w:p/>
     <w:p>
       <w:r>
-        <w:t>N�cessairement � dur�e d�termin�e, cette convention n�est possible que si aucune autre voie de droit � juge ou arbitre �</w:t>
+        <w:rPr>
+          <w:b w:val="0"/>
+          <w:color w:val="000000"/>
+          <w:sz w:val="22"/>
+        </w:rPr>
+        <w:t>N'cessairement e duree d'terminee, cette convention n'est possible que si aucune autre voie de droit e juge ou arbitre e</w:t>
       </w:r>
     </w:p>
     <w:p>
       <w:r>
-        <w:t>n�a �t� engag�e.</w:t>
+        <w:rPr>
+          <w:b w:val="0"/>
+          <w:color w:val="000000"/>
+          <w:sz w:val="22"/>
+        </w:rPr>
+        <w:t>n'a et' engagee.</w:t>
       </w:r>
     </w:p>
     <w:p>
       <w:r>
-        <w:t>La m�diation conventionnelle 2.</w:t>
+        <w:rPr>
+          <w:b w:val="0"/>
+          <w:color w:val="000000"/>
+          <w:sz w:val="22"/>
+        </w:rPr>
+        <w:t>La m'diation conventionnelle 2.</w:t>
       </w:r>
     </w:p>
     <w:p>
       <w:r>
-        <w:t>Autre mode alternatif de r�glement des litiges, la m�diation conventionnelle r�sulte d�un accord des parties � rechercher</w:t>
+        <w:rPr>
+          <w:b w:val="0"/>
+          <w:color w:val="000000"/>
+          <w:sz w:val="22"/>
+        </w:rPr>
+        <w:t>Autre mode alternatif de reglement des litiges, la m'diation conventionnelle resulte d'un accord des parties e rechercher</w:t>
       </w:r>
     </w:p>
     <w:p>
       <w:r>
-        <w:t>une solution amiable � leur diff�rend en ayant recours � un tiers �le m�diateur- d�sign� par elles-m�mes ou le juge.</w:t>
+        <w:rPr>
+          <w:b w:val="0"/>
+          <w:color w:val="000000"/>
+          <w:sz w:val="22"/>
+        </w:rPr>
+        <w:t>une solution amiable e leur differend en ayant recours e un tiers ele m'diateur- d'signe par elles-m'mes ou le juge.</w:t>
       </w:r>
     </w:p>
     <w:p>
@@ -580,62 +1076,122 @@
         <w:pStyle w:val="Heading2"/>
       </w:pPr>
       <w:r>
-        <w:t>LE R�GLEMENT JUDICIAIRE : LA PROC�DURE ORDINAIRE DEVANT LE CONSEIL DE PRUD�HOMMES B �</w:t>
+        <w:rPr>
+          <w:b/>
+          <w:color w:val="2F5496"/>
+          <w:sz w:val="24"/>
+        </w:rPr>
+        <w:t>LE ReGLEMENT JUDICIAIRE : LA PROCeDURE ORDINAIRE DEVANT LE CONSEIL DE PRUDeHOMMES B e</w:t>
       </w:r>
     </w:p>
     <w:p>
       <w:r>
-        <w:t>Le r�gime de la preuve 1.</w:t>
+        <w:rPr>
+          <w:b w:val="0"/>
+          <w:color w:val="000000"/>
+          <w:sz w:val="22"/>
+        </w:rPr>
+        <w:t>Le regime de la preuve 1.</w:t>
       </w:r>
     </w:p>
     <w:p>
       <w:r>
-        <w:t>Par principe, la preuve ob�it � un r�gime strict, imposant � celui qui la produit de l�avoir obtenue loyalement. La Cour de</w:t>
+        <w:rPr>
+          <w:b w:val="0"/>
+          <w:color w:val="000000"/>
+          <w:sz w:val="22"/>
+        </w:rPr>
+        <w:t>Par principe, la preuve obeit e un regime strict, imposant e celui qui la produit de l'avoir obtenue loyalement. La Cour de</w:t>
       </w:r>
     </w:p>
     <w:p>
       <w:r>
-        <w:t>cassation, dans un arr�t rendu en assembl�e pl�ni�re (Cass. soc. 7 janvier 2011), en a sanctuaris� le principe en</w:t>
+        <w:rPr>
+          <w:b w:val="0"/>
+          <w:color w:val="000000"/>
+          <w:sz w:val="22"/>
+        </w:rPr>
+        <w:t>cassation, dans un arret rendu en assemblee pleniere (Cass. soc. 7 janvier 2011), en a sanctuarise le principe en</w:t>
       </w:r>
     </w:p>
     <w:p>
       <w:r>
-        <w:t>rappelant que � lorsqu�une preuve est obtenue de mani�re d�loyale, c�est-�-dire lorsqu�elle est recueillie � l�insu d�une</w:t>
+        <w:rPr>
+          <w:b w:val="0"/>
+          <w:color w:val="000000"/>
+          <w:sz w:val="22"/>
+        </w:rPr>
+        <w:t>rappelant que e lorsqu'une preuve est obtenue de maniere d'loyale, c'est-e-dire lorsqu'elle est recueillie e l'insu d'une</w:t>
       </w:r>
     </w:p>
     <w:p>
       <w:r>
-        <w:t>personne, gr�ce � une man�uvre ou � un stratag�me, un juge ne peut pas tenir compte de ce type de preuve �. � titre</w:t>
+        <w:rPr>
+          <w:b w:val="0"/>
+          <w:color w:val="000000"/>
+          <w:sz w:val="22"/>
+        </w:rPr>
+        <w:t>personne, grece e une maneuvre ou e un stratageme, un juge ne peut pas tenir compte de ce type de preuve e. e titre</w:t>
       </w:r>
     </w:p>
     <w:p>
       <w:r>
-        <w:t>d�exemple, et la jurisprudence est abondante, les images issues d�un syst�me de vid�osurveillance ou de g�olocalisation</w:t>
+        <w:rPr>
+          <w:b w:val="0"/>
+          <w:color w:val="000000"/>
+          <w:sz w:val="22"/>
+        </w:rPr>
+        <w:t>d'exemple, et la jurisprudence est abondante, les images issues d'un systeme de videosurveillance ou de geolocalisation</w:t>
       </w:r>
     </w:p>
     <w:p>
       <w:r>
-        <w:t>irr�guliers sont irrecevables d�office (Cass. soc. 6 septembre et 4 octobre 2023).</w:t>
+        <w:rPr>
+          <w:b w:val="0"/>
+          <w:color w:val="000000"/>
+          <w:sz w:val="22"/>
+        </w:rPr>
+        <w:t>irreguliers sont irrecevables d'office (Cass. soc. 6 septembre et 4 octobre 2023).</w:t>
       </w:r>
     </w:p>
     <w:p>
       <w:r>
-        <w:t>Cependant, s�appuyant sur la jurisprudence europ�enne, la Cour de cassation a op�r� un revirement de jurisprudence</w:t>
+        <w:rPr>
+          <w:b w:val="0"/>
+          <w:color w:val="000000"/>
+          <w:sz w:val="22"/>
+        </w:rPr>
+        <w:t>Cependant, s'appuyant sur la jurisprudence europeenne, la Cour de cassation a opere un revirement de jurisprudence</w:t>
       </w:r>
     </w:p>
     <w:p>
       <w:r>
-        <w:t>dans un arr�t d�assembl�e pl�ni�re du 23 d�cembre 2023. Si le principe n�est pas en soi remis en cause, sa force est</w:t>
+        <w:rPr>
+          <w:b w:val="0"/>
+          <w:color w:val="000000"/>
+          <w:sz w:val="22"/>
+        </w:rPr>
+        <w:t>dans un arret d'assemblee pleniere du 23 d'cembre 2023. Si le principe n'est pas en soi remis en cause, sa force est</w:t>
       </w:r>
     </w:p>
     <w:p>
       <w:r>
-        <w:t>largement att�nu�e. Ainsi, le juge charg� d�appr�cier les preuves qui lui sont soumises ne peut proc�der � un rejet</w:t>
+        <w:rPr>
+          <w:b w:val="0"/>
+          <w:color w:val="000000"/>
+          <w:sz w:val="22"/>
+        </w:rPr>
+        <w:t>largement attenuee. Ainsi, le juge charge d'apprecier les preuves qui lui sont soumises ne peut proceder e un rejet</w:t>
       </w:r>
     </w:p>
     <w:p>
       <w:r>
-        <w:t>automatique de la preuve d�loyale. Il doit d�sormais :</w:t>
+        <w:rPr>
+          <w:b w:val="0"/>
+          <w:color w:val="000000"/>
+          <w:sz w:val="22"/>
+        </w:rPr>
+        <w:t>automatique de la preuve d'loyale. Il doit d'sormais :</w:t>
       </w:r>
     </w:p>
     <w:p>
@@ -643,7 +1199,12 @@
         <w:pStyle w:val="ListBullet"/>
       </w:pPr>
       <w:r>
-        <w:t>s�interroger sur la l�gitimit� du moyen utilis� ; -</w:t>
+        <w:rPr>
+          <w:b w:val="0"/>
+          <w:color w:val="000000"/>
+          <w:sz w:val="22"/>
+        </w:rPr>
+        <w:t>s'interroger sur la l'gitimite du moyen utilise ;</w:t>
       </w:r>
     </w:p>
     <w:p>
@@ -651,7 +1212,12 @@
         <w:pStyle w:val="ListBullet"/>
       </w:pPr>
       <w:r>
-        <w:t>v�rifier si, pour un r�sultat identique, un autre moyen, plus respectueux de la vie personnelle, pouvait �tre utilis� ; -</w:t>
+        <w:rPr>
+          <w:b w:val="0"/>
+          <w:color w:val="000000"/>
+          <w:sz w:val="22"/>
+        </w:rPr>
+        <w:t>verifier si, pour un resultat identique, un autre moyen, plus respectueux de la vie personnelle, pouvait etre utilise ;</w:t>
       </w:r>
     </w:p>
     <w:p>
@@ -659,77 +1225,152 @@
         <w:pStyle w:val="ListBullet"/>
       </w:pPr>
       <w:r>
-        <w:t>appr�cier le caract�re proportionn� de l�atteinte � la vie personnelle au regard du but poursuivi. -</w:t>
+        <w:rPr>
+          <w:b w:val="0"/>
+          <w:color w:val="000000"/>
+          <w:sz w:val="22"/>
+        </w:rPr>
+        <w:t>apprecier le caractere proportionne de l'atteinte e la vie personnelle au regard du but poursuivi.</w:t>
       </w:r>
     </w:p>
     <w:p>
       <w:r>
-        <w:t>Le juge, garant du caract�re �quitable de la proc�dure, doit mettre en balance le droit � la preuve avec les autres droits et</w:t>
+        <w:rPr>
+          <w:b w:val="0"/>
+          <w:color w:val="000000"/>
+          <w:sz w:val="22"/>
+        </w:rPr>
+        <w:t>Le juge, garant du caractere equitable de la procedure, doit mettre en balance le droit e la preuve avec les autres droits et</w:t>
       </w:r>
     </w:p>
     <w:p>
       <w:r>
-        <w:t>libert�s avec lesquels il entre en conflit, et sous la triple condition relev�e, il peut d�sormais d�clarer recevable une</w:t>
+        <w:rPr>
+          <w:b w:val="0"/>
+          <w:color w:val="000000"/>
+          <w:sz w:val="22"/>
+        </w:rPr>
+        <w:t>libertes avec lesquels il entre en conflit, et sous la triple condition relevee, il peut d'sormais d'clarer recevable une</w:t>
       </w:r>
     </w:p>
     <w:p>
       <w:r>
-        <w:t>preuve obtenue de fa�on d�loyale.</w:t>
+        <w:rPr>
+          <w:b w:val="0"/>
+          <w:color w:val="000000"/>
+          <w:sz w:val="22"/>
+        </w:rPr>
+        <w:t>preuve obtenue de faeon d'loyale.</w:t>
       </w:r>
     </w:p>
     <w:p>
       <w:r>
-        <w:t>Saisine du conseil de Prud�hommes 2.</w:t>
+        <w:rPr>
+          <w:b w:val="0"/>
+          <w:color w:val="000000"/>
+          <w:sz w:val="22"/>
+        </w:rPr>
+        <w:t>Saisine du conseil de Prudehommes 2.</w:t>
       </w:r>
     </w:p>
     <w:p>
       <w:r>
-        <w:t>L�instance est introduite soit par une requ�te (dont les mentions sont pr�vues � l�article 58 du Code de proc�dure civile)</w:t>
+        <w:rPr>
+          <w:b w:val="0"/>
+          <w:color w:val="000000"/>
+          <w:sz w:val="22"/>
+        </w:rPr>
+        <w:t>L'instance est introduite soit par une requete (dont les mentions sont prevues e l'article 58 du Code de procedure civile)</w:t>
       </w:r>
     </w:p>
     <w:p>
       <w:r>
-        <w:t>soit par pr�sentation volontaire des parties devant le bureau de conciliation et d�orientation.</w:t>
+        <w:rPr>
+          <w:b w:val="0"/>
+          <w:color w:val="000000"/>
+          <w:sz w:val="22"/>
+        </w:rPr>
+        <w:t>soit par presentation volontaire des parties devant le bureau de conciliation et d'orientation.</w:t>
       </w:r>
     </w:p>
     <w:p>
       <w:r>
-        <w:t>La saisine doit �tre r�alis�e dans les d�lais ouverts, qui varient selon la nature du litige, par exemple 3 ans pour les litiges</w:t>
+        <w:rPr>
+          <w:b w:val="0"/>
+          <w:color w:val="000000"/>
+          <w:sz w:val="22"/>
+        </w:rPr>
+        <w:t>La saisine doit etre realisee dans les d'lais ouverts, qui varient selon la nature du litige, par exemple 3 ans pour les litiges</w:t>
       </w:r>
     </w:p>
     <w:p>
       <w:r>
-        <w:t>relatifs au paiement ou rappel de salaires (heures suppl�mentaires - Article L.3245-1) et 1 an pour les litiges relatifs � la</w:t>
+        <w:rPr>
+          <w:b w:val="0"/>
+          <w:color w:val="000000"/>
+          <w:sz w:val="22"/>
+        </w:rPr>
+        <w:t>relatifs au paiement ou rappel de salaires (heures supplementaires - Article L.3245-1) et 1 an pour les litiges relatifs e la</w:t>
       </w:r>
     </w:p>
     <w:p>
       <w:r>
-        <w:t>rupture du contrat de travail (Article L.1471-1) ou encore 5 ans pour des faits de harc�lement.</w:t>
+        <w:rPr>
+          <w:b w:val="0"/>
+          <w:color w:val="000000"/>
+          <w:sz w:val="22"/>
+        </w:rPr>
+        <w:t>rupture du contrat de travail (Article L.1471-1) ou encore 5 ans pour des faits de harcelement.</w:t>
       </w:r>
     </w:p>
     <w:p>
       <w:r>
+        <w:rPr>
+          <w:b w:val="0"/>
+          <w:color w:val="000000"/>
+          <w:sz w:val="22"/>
+        </w:rPr>
         <w:t>La conciliation 3.</w:t>
       </w:r>
     </w:p>
     <w:p>
       <w:r>
-        <w:t>Cette �tape est en principe obligatoire. Le bureau de conciliation et d�orientation de la section ou de la chambre entend</w:t>
+        <w:rPr>
+          <w:b w:val="0"/>
+          <w:color w:val="000000"/>
+          <w:sz w:val="22"/>
+        </w:rPr>
+        <w:t>Cette etape est en principe obligatoire. Le bureau de conciliation et d'orientation de la section ou de la chambre entend</w:t>
       </w:r>
     </w:p>
     <w:p>
       <w:r>
-        <w:t>les pr�tentions des parties dans la confidentialit�, en personne ou repr�sent�es, aux fins de trouver une solution au</w:t>
+        <w:rPr>
+          <w:b w:val="0"/>
+          <w:color w:val="000000"/>
+          <w:sz w:val="22"/>
+        </w:rPr>
+        <w:t>les pretentions des parties dans la confidentialite, en personne ou representees, aux fins de trouver une solution au</w:t>
       </w:r>
     </w:p>
     <w:p>
       <w:r>
-        <w:t>litige. Il peut � cette occasion ordonner la remise de document que le salari� est en droit d�exiger. En l�absence de</w:t>
+        <w:rPr>
+          <w:b w:val="0"/>
+          <w:color w:val="000000"/>
+          <w:sz w:val="22"/>
+        </w:rPr>
+        <w:t>litige. Il peut e cette occasion ordonner la remise de document que le salarie est en droit d'exiger. En l'absence de</w:t>
       </w:r>
     </w:p>
     <w:p>
       <w:r>
-        <w:t>conciliation, le bureau peut d�cider :</w:t>
+        <w:rPr>
+          <w:b w:val="0"/>
+          <w:color w:val="000000"/>
+          <w:sz w:val="22"/>
+        </w:rPr>
+        <w:t>conciliation, le bureau peut d'cider :</w:t>
       </w:r>
     </w:p>
     <w:p>
@@ -737,17 +1378,32 @@
         <w:pStyle w:val="ListBullet"/>
       </w:pPr>
       <w:r>
-        <w:t>soit de renvoyer les parties devant le bureau de jugement, en sa composition restreinte (1 conseiller salari� et 1 -</w:t>
+        <w:rPr>
+          <w:b w:val="0"/>
+          <w:color w:val="000000"/>
+          <w:sz w:val="22"/>
+        </w:rPr>
+        <w:t>soit de renvoyer les parties devant le bureau de jugement, en sa composition restreinte (1 conseiller salarie et 1</w:t>
       </w:r>
     </w:p>
     <w:p>
       <w:r>
+        <w:rPr>
+          <w:b w:val="0"/>
+          <w:color w:val="000000"/>
+          <w:sz w:val="22"/>
+        </w:rPr>
         <w:t>conseiller employeur) si les parties y consentent et si le contentieux porte sur un licenciement ou une demande de</w:t>
       </w:r>
     </w:p>
     <w:p>
       <w:r>
-        <w:t>r�siliation judiciaire du contrat de travail. La formation restreinte doit statuer dans un d�lai de trois mois.</w:t>
+        <w:rPr>
+          <w:b w:val="0"/>
+          <w:color w:val="000000"/>
+          <w:sz w:val="22"/>
+        </w:rPr>
+        <w:t>resiliation judiciaire du contrat de travail. La formation restreinte doit statuer dans un d'lai de trois mois.</w:t>
       </w:r>
     </w:p>
     <w:p>
@@ -755,160 +1411,314 @@
         <w:pStyle w:val="ListBullet"/>
       </w:pPr>
       <w:r>
-        <w:t>soit de renvoyer les parties, � leur demande ou si la nature du litige le justifie, devant le bureau de jugement en -</w:t>
+        <w:rPr>
+          <w:b w:val="0"/>
+          <w:color w:val="000000"/>
+          <w:sz w:val="22"/>
+        </w:rPr>
+        <w:t>soit de renvoyer les parties, e leur demande ou si la nature du litige le justifie, devant le bureau de jugement en</w:t>
       </w:r>
     </w:p>
     <w:p>
       <w:r>
-        <w:t>formation coll�giale (2 conseillers salari�s et 2 conseillers employeurs) pr�sid�e par un magistrat du tribunal</w:t>
+        <w:rPr>
+          <w:b w:val="0"/>
+          <w:color w:val="000000"/>
+          <w:sz w:val="22"/>
+        </w:rPr>
+        <w:t>formation collegiale (2 conseillers salaries et 2 conseillers employeurs) presidee par un magistrat du tribunal</w:t>
       </w:r>
     </w:p>
     <w:p>
       <w:r>
+        <w:rPr>
+          <w:b w:val="0"/>
+          <w:color w:val="000000"/>
+          <w:sz w:val="22"/>
+        </w:rPr>
         <w:t>judiciaire.</w:t>
       </w:r>
     </w:p>
     <w:p>
       <w:r>
-        <w:t>� noter qu�en cas d�absence de comparution d�une partie �sauf motif l�gitime- le bureau peut juger l�affaire en l��tat dans</w:t>
+        <w:rPr>
+          <w:b w:val="0"/>
+          <w:color w:val="000000"/>
+          <w:sz w:val="22"/>
+        </w:rPr>
+        <w:t>e noter qu'en cas d'absence de comparution d'une partie esauf motif l'gitime- le bureau peut juger l'affaire en l'etat dans</w:t>
       </w:r>
     </w:p>
     <w:p>
       <w:r>
+        <w:rPr>
+          <w:b w:val="0"/>
+          <w:color w:val="000000"/>
+          <w:sz w:val="22"/>
+        </w:rPr>
         <w:t>sa formation restreinte.</w:t>
       </w:r>
     </w:p>
     <w:p>
       <w:r>
+        <w:rPr>
+          <w:b w:val="0"/>
+          <w:color w:val="000000"/>
+          <w:sz w:val="22"/>
+        </w:rPr>
         <w:t>Le jugement et voies de recours 4.</w:t>
       </w:r>
     </w:p>
     <w:p>
       <w:r>
-        <w:t>Les parties convoqu�es doivent �tre pr�sentes. N�anmoins elles peuvent �tre assist�es en toute hypoth�se et</w:t>
+        <w:rPr>
+          <w:b w:val="0"/>
+          <w:color w:val="000000"/>
+          <w:sz w:val="22"/>
+        </w:rPr>
+        <w:t>Les parties convoquees doivent etre presentes. N'anmoins elles peuvent etre assistees en toute hypothese et</w:t>
       </w:r>
     </w:p>
     <w:p>
       <w:r>
-        <w:t>repr�sent�es en cas de motif l�gitime.</w:t>
+        <w:rPr>
+          <w:b w:val="0"/>
+          <w:color w:val="000000"/>
+          <w:sz w:val="22"/>
+        </w:rPr>
+        <w:t>representees en cas de motif l'gitime.</w:t>
       </w:r>
     </w:p>
     <w:p>
       <w:r>
-        <w:t>En cas d��galit� de voix devant le bureau de jugement, un juge professionnel du tribunal judiciaire (juge d�partiteur)</w:t>
+        <w:rPr>
+          <w:b w:val="0"/>
+          <w:color w:val="000000"/>
+          <w:sz w:val="22"/>
+        </w:rPr>
+        <w:t>En cas d'egalite de voix devant le bureau de jugement, un juge professionnel du tribunal judiciaire (juge d'partiteur)</w:t>
       </w:r>
     </w:p>
     <w:p>
       <w:r>
-        <w:t>pr�side l�audience et les d�partage. L�affaire est alors renvoy�e � une audience ult�rieure qui doit, sous la pr�sidence de</w:t>
+        <w:rPr>
+          <w:b w:val="0"/>
+          <w:color w:val="000000"/>
+          <w:sz w:val="22"/>
+        </w:rPr>
+        <w:t>preside l'audience et les d'partage. L'affaire est alors renvoyee e une audience ulterieure qui doit, sous la presidence de</w:t>
       </w:r>
     </w:p>
     <w:p>
       <w:r>
+        <w:rPr>
+          <w:b w:val="0"/>
+          <w:color w:val="000000"/>
+          <w:sz w:val="22"/>
+        </w:rPr>
         <w:t>ce juge, se tenir dans le mois du renvoi.</w:t>
       </w:r>
     </w:p>
     <w:p>
       <w:r>
-        <w:t>Une fois rendus, les jugements ont force ex�cutoire d�s lors qu�ils sont devenus d�finitifs. � ce titre le Conseil statue en</w:t>
+        <w:rPr>
+          <w:b w:val="0"/>
+          <w:color w:val="000000"/>
+          <w:sz w:val="22"/>
+        </w:rPr>
+        <w:t>Une fois rendus, les jugements ont force executoire d's lors qu'ils sont devenus d'finitifs. e ce titre le Conseil statue en</w:t>
       </w:r>
     </w:p>
     <w:p>
       <w:r>
+        <w:rPr>
+          <w:b w:val="0"/>
+          <w:color w:val="000000"/>
+          <w:sz w:val="22"/>
+        </w:rPr>
         <w:t>premier et dernier ressort pour les affaires dont le montant est au maximum de 4000 euros. Seul le pourvoi en cassation</w:t>
       </w:r>
     </w:p>
     <w:p>
       <w:r>
-        <w:t>est alors envisageable (dans les 2 mois � compter la notification du jugement ou de l�arr�t).</w:t>
+        <w:rPr>
+          <w:b w:val="0"/>
+          <w:color w:val="000000"/>
+          <w:sz w:val="22"/>
+        </w:rPr>
+        <w:t>est alors envisageable (dans les 2 mois e compter la notification du jugement ou de l'arret).</w:t>
       </w:r>
     </w:p>
     <w:p>
       <w:r>
-        <w:t>Pour les litiges dont le montant est sup�rieur � 4000 euros, l�appel devant la chambre sociale de la cour d�appel est possible</w:t>
+        <w:rPr>
+          <w:b w:val="0"/>
+          <w:color w:val="000000"/>
+          <w:sz w:val="22"/>
+        </w:rPr>
+        <w:t>Pour les litiges dont le montant est superieur e 4000 euros, l'appel devant la chambre sociale de la cour d'appel est possible</w:t>
       </w:r>
     </w:p>
     <w:p>
       <w:r>
-        <w:t>(dans le d�lai d�1 mois � compter de la notification du jugement et 15 jours en mati�re de r�f�r�). Pour les appels form�s �</w:t>
+        <w:rPr>
+          <w:b w:val="0"/>
+          <w:color w:val="000000"/>
+          <w:sz w:val="22"/>
+        </w:rPr>
+        <w:t>(dans le d'lai d'1 mois e compter de la notification du jugement et 15 jours en matiere de refere). Pour les appels formes e</w:t>
       </w:r>
     </w:p>
     <w:p>
       <w:r>
+        <w:rPr>
+          <w:b w:val="0"/>
+          <w:color w:val="000000"/>
+          <w:sz w:val="22"/>
+        </w:rPr>
         <w:t>compter du 1</w:t>
       </w:r>
     </w:p>
     <w:p>
       <w:r>
+        <w:rPr>
+          <w:b w:val="0"/>
+          <w:color w:val="000000"/>
+          <w:sz w:val="22"/>
+        </w:rPr>
         <w:t>er</w:t>
       </w:r>
     </w:p>
     <w:p>
       <w:r>
-        <w:t>ao�t 2016, la repr�sentation est obligatoire, soit par minist�re d�avocat, soit par le d�fenseur syndical.</w:t>
+        <w:rPr>
+          <w:b w:val="0"/>
+          <w:color w:val="000000"/>
+          <w:sz w:val="22"/>
+        </w:rPr>
+        <w:t>aoet 2016, la representation est obligatoire, soit par ministere d'avocat, soit par le d'fenseur syndical.</w:t>
       </w:r>
     </w:p>
     <w:p>
       <w:r>
-        <w:t>Pr�cisions : le d�fenseur syndical</w:t>
+        <w:rPr>
+          <w:b w:val="0"/>
+          <w:color w:val="000000"/>
+          <w:sz w:val="22"/>
+        </w:rPr>
+        <w:t>Precisions : le d'fenseur syndical</w:t>
       </w:r>
     </w:p>
     <w:p>
       <w:r>
-        <w:t>La loi du 6 ao�t 2015, entr�e en vigueur le 1</w:t>
+        <w:rPr>
+          <w:b w:val="0"/>
+          <w:color w:val="000000"/>
+          <w:sz w:val="22"/>
+        </w:rPr>
+        <w:t>La loi du 6 aoet 2015, entree en vigueur le 1</w:t>
       </w:r>
     </w:p>
     <w:p>
       <w:r>
+        <w:rPr>
+          <w:b w:val="0"/>
+          <w:color w:val="000000"/>
+          <w:sz w:val="22"/>
+        </w:rPr>
         <w:t>er</w:t>
       </w:r>
     </w:p>
     <w:p>
       <w:r>
-        <w:t>ao�t 2016, a cr�� le statut de d�fenseur syndical.</w:t>
+        <w:rPr>
+          <w:b w:val="0"/>
+          <w:color w:val="000000"/>
+          <w:sz w:val="22"/>
+        </w:rPr>
+        <w:t>aoet 2016, a cree le statut de d'fenseur syndical.</w:t>
       </w:r>
     </w:p>
     <w:p>
       <w:r>
-        <w:t>Tenu au secret professionnel et � une obligation de discr�tion, il a vocation � assister ou repr�senter les salari�s et</w:t>
+        <w:rPr>
+          <w:b w:val="0"/>
+          <w:color w:val="000000"/>
+          <w:sz w:val="22"/>
+        </w:rPr>
+        <w:t>Tenu au secret professionnel et e une obligation de discretion, il a vocation e assister ou representer les salaries et</w:t>
       </w:r>
     </w:p>
     <w:p>
       <w:r>
-        <w:t>employeurs devant les juridictions prud�homales ainsi que devant les cours d�appel en mati�re prud�homale.</w:t>
+        <w:rPr>
+          <w:b w:val="0"/>
+          <w:color w:val="000000"/>
+          <w:sz w:val="22"/>
+        </w:rPr>
+        <w:t>employeurs devant les juridictions prudehomales ainsi que devant les cours d'appel en matiere prudehomale.</w:t>
       </w:r>
     </w:p>
     <w:p>
       <w:r>
-        <w:t>Pour l�exercice de sa mission, il b�n�ficie d�un cr�dit de 10 heures de d�l�gation par mois dans les entreprises d�au moins</w:t>
+        <w:rPr>
+          <w:b w:val="0"/>
+          <w:color w:val="000000"/>
+          <w:sz w:val="22"/>
+        </w:rPr>
+        <w:t>Pour l'exercice de sa mission, il ben'ficie d'un credit de 10 heures de d'l'gation par mois dans les entreprises d'au moins</w:t>
       </w:r>
     </w:p>
     <w:p>
       <w:r>
-        <w:t>11 salari�s. Ces heures sont consid�r�es comme du travail effectif et r�mun�r�es comme tel par l�employeur qui est</w:t>
+        <w:rPr>
+          <w:b w:val="0"/>
+          <w:color w:val="000000"/>
+          <w:sz w:val="22"/>
+        </w:rPr>
+        <w:t>11 salaries. Ces heures sont considerees comme du travail effectif et remunerees comme tel par l'employeur qui est</w:t>
       </w:r>
     </w:p>
     <w:p>
       <w:r>
-        <w:t>ensuite rembours� par l��tat.</w:t>
+        <w:rPr>
+          <w:b w:val="0"/>
+          <w:color w:val="000000"/>
+          <w:sz w:val="22"/>
+        </w:rPr>
+        <w:t>ensuite rembourse par l'etat.</w:t>
       </w:r>
     </w:p>
     <w:p>
       <w:r>
-        <w:t>Il est inscrit sur une liste arr�t�e par l�autorit� administrative sur proposition des organisations d�employeurs et de</w:t>
+        <w:rPr>
+          <w:b w:val="0"/>
+          <w:color w:val="000000"/>
+          <w:sz w:val="22"/>
+        </w:rPr>
+        <w:t>Il est inscrit sur une liste arret'e par l'autorite administrative sur proposition des organisations d'employeurs et de</w:t>
       </w:r>
     </w:p>
     <w:p>
       <w:r>
-        <w:t>salari�s repr�sentatives au niveau national et interprofessionnel, national et multi professionnel ou dans au moins une</w:t>
+        <w:rPr>
+          <w:b w:val="0"/>
+          <w:color w:val="000000"/>
+          <w:sz w:val="22"/>
+        </w:rPr>
+        <w:t>salaries representatives au niveau national et interprofessionnel, national et multi professionnel ou dans au moins une</w:t>
       </w:r>
     </w:p>
     <w:p>
       <w:r>
-        <w:t>branche, dans des conditions d�finies par d�cret.</w:t>
+        <w:rPr>
+          <w:b w:val="0"/>
+          <w:color w:val="000000"/>
+          <w:sz w:val="22"/>
+        </w:rPr>
+        <w:t>branche, dans des conditions d'finies par d'cret.</w:t>
       </w:r>
     </w:p>
-    <w:p/>
     <w:p/>
     <w:sectPr>
       <w:pgSz w:w="12240" w:h="15840"/>

--- a/droit social dcg/30- conseil de prud hommes.docx
+++ b/droit social dcg/30- conseil de prud hommes.docx
@@ -27,7 +27,7 @@
           <w:color w:val="2F5496"/>
           <w:sz w:val="24"/>
         </w:rPr>
-        <w:t>ORGANISATION DU CONSEIL DE PRUDeHOMMES I e</w:t>
+        <w:t>ORGANISATION DU CONSEIL DE PRUDÉHOMMES I •</w:t>
       </w:r>
     </w:p>
     <w:p>
@@ -40,7 +40,7 @@
           <w:color w:val="2F5496"/>
           <w:sz w:val="24"/>
         </w:rPr>
-        <w:t>ORGANISATION NATIONALE DES JURIDICTIONS PRUDeHOMALES A e</w:t>
+        <w:t>ORGANISATION NATIONALE DES JURIDICTIONS PRUDÉHOMALES A •</w:t>
       </w:r>
     </w:p>
     <w:p>
@@ -50,7 +50,7 @@
           <w:color w:val="000000"/>
           <w:sz w:val="22"/>
         </w:rPr>
-        <w:t>Le conseil de prudehommes est une juridiction civile d'exception du premier degre, competente pour connaetre des</w:t>
+        <w:t>Le conseil de prudéhommes est une juridiction civile d'exception du premier degré, compétente pour connaître des</w:t>
       </w:r>
     </w:p>
     <w:p>
@@ -70,7 +70,7 @@
           <w:color w:val="000000"/>
           <w:sz w:val="22"/>
         </w:rPr>
-        <w:t>Le l'gislateur prevoit la creation d'au moins un conseil de prudehommes par ressort du tribunal judiciaire (art. L 1422-1</w:t>
+        <w:t>Le législateur prévoit la création d'au moins un conseil de prudéhommes par ressort du tribunal judiciaire (art. L 1422-1</w:t>
       </w:r>
     </w:p>
     <w:p>
@@ -80,7 +80,7 @@
           <w:color w:val="000000"/>
           <w:sz w:val="22"/>
         </w:rPr>
-        <w:t>C. trav.). Pour des raisons economiques, sociales ou geographiques, il peut en etre cree davantage dans le ressort du</w:t>
+        <w:t>C. trav.). Pour des raisons économiques, sociales ou géographiques, il peut en être crée davantage dans le ressort du</w:t>
       </w:r>
     </w:p>
     <w:p>
@@ -90,7 +90,7 @@
           <w:color w:val="000000"/>
           <w:sz w:val="22"/>
         </w:rPr>
-        <w:t>m'me tribunal judiciaire.</w:t>
+        <w:t>même tribunal judiciaire.</w:t>
       </w:r>
     </w:p>
     <w:p>
@@ -103,7 +103,7 @@
           <w:color w:val="2F5496"/>
           <w:sz w:val="24"/>
         </w:rPr>
-        <w:t>ORGANISATION INTERNE B e</w:t>
+        <w:t>ORGANISATION INTERNE B •</w:t>
       </w:r>
     </w:p>
     <w:p>
@@ -136,7 +136,7 @@
           <w:color w:val="000000"/>
           <w:sz w:val="22"/>
         </w:rPr>
-        <w:t>Les litiges du travail etant d'une grande diversite et leur champ d'application particulierement vaste, les conseils de</w:t>
+        <w:t>Les litiges du travail étant d'une grande diversité et leur champ d'application particulièrement vaste, les conseils de</w:t>
       </w:r>
     </w:p>
     <w:p>
@@ -146,7 +146,7 @@
           <w:color w:val="000000"/>
           <w:sz w:val="22"/>
         </w:rPr>
-        <w:t>prudehommes sont organises en sections autonomes correspondant e differents secteurs d'activite (L 1423-1 C. trav.).</w:t>
+        <w:t>prudéhommes sont organisés en sections autonomes correspondant à différents secteurs d'activité (L 1423-1 C. trav.).</w:t>
       </w:r>
     </w:p>
     <w:p>
@@ -156,7 +156,7 @@
           <w:color w:val="000000"/>
           <w:sz w:val="22"/>
         </w:rPr>
-        <w:t>On d'compte les sections suivantes dont la competence est d'terminee par l'activite principale de l'entreprise :</w:t>
+        <w:t>On décompte les sections suivantes dont la compétence est déterminée par l'activité principale de l'entreprise :</w:t>
       </w:r>
     </w:p>
     <w:p>
@@ -169,7 +169,7 @@
           <w:color w:val="000000"/>
           <w:sz w:val="22"/>
         </w:rPr>
-        <w:t>l'encadrement cree en 1979 s'adresse aux cadres et salaries assimiles ;</w:t>
+        <w:t>l'encadrement créé en 1979 s'adresse aux cadres et salariés assimilés ;</w:t>
       </w:r>
     </w:p>
     <w:p>
@@ -221,7 +221,7 @@
           <w:color w:val="000000"/>
           <w:sz w:val="22"/>
         </w:rPr>
-        <w:t>les activites diverses. Cette section est competente pour toutes les activites qui n'entrent pas dans les autres sections</w:t>
+        <w:t>les activités diverses. Cette section est compétente pour toutes les activités qui n'entrent pas dans les autres sections</w:t>
       </w:r>
     </w:p>
     <w:p>
@@ -231,7 +231,7 @@
           <w:color w:val="000000"/>
           <w:sz w:val="22"/>
         </w:rPr>
-        <w:t>comme les activites artistiques, liberales, concierges et gardiens d'immeublese</w:t>
+        <w:t>comme les activités artistiques, libérales, concierges et gardiens d'immeublesé</w:t>
       </w:r>
     </w:p>
     <w:p>
@@ -241,7 +241,7 @@
           <w:color w:val="000000"/>
           <w:sz w:val="22"/>
         </w:rPr>
-        <w:t>Par d'cision du premier president de la cour d'appel, sur proposition de l'assemblee gen'rale du conseil de prudehommes,</w:t>
+        <w:t>Par décision du premier président de la cour d'appel, sur proposition de l'assemblée générale du conseil de prudéhommes,</w:t>
       </w:r>
     </w:p>
     <w:p>
@@ -251,7 +251,7 @@
           <w:color w:val="000000"/>
           <w:sz w:val="22"/>
         </w:rPr>
-        <w:t>les sections peuvent etre elles- m'mes divisees en chambres si l'importance du contentieux l'exige (R 1423-10 C. trav.).</w:t>
+        <w:t>les sections peuvent être elles- mêmes divisées en chambres si l'importance du contentieux l'exige (R 1423-10 C. trav.).</w:t>
       </w:r>
     </w:p>
     <w:p>
@@ -294,7 +294,7 @@
           <w:color w:val="000000"/>
           <w:sz w:val="22"/>
         </w:rPr>
-        <w:t>destine e rechercher une solution pacifique au litige, l'autre de jugement qui a en charge de regler le contentieux par voie</w:t>
+        <w:t>destiné à rechercher une solution pacifique au litige, l'autre de jugement qui a en charge de régler le contentieux par voie</w:t>
       </w:r>
     </w:p>
     <w:p>
@@ -304,7 +304,7 @@
           <w:color w:val="000000"/>
           <w:sz w:val="22"/>
         </w:rPr>
-        <w:t>de jugement e d'faut de conciliation (cf.infra procedure ordinaire).</w:t>
+        <w:t>de jugement à défaut de conciliation (cf.infra procédure ordinaire).</w:t>
       </w:r>
     </w:p>
     <w:p>
@@ -314,7 +314,7 @@
           <w:color w:val="000000"/>
           <w:sz w:val="22"/>
         </w:rPr>
-        <w:t>Le bureau de conciliation est compose d'un conseiller employeur et d'un conseiller salarie (L 1423-13 C. trav.), le</w:t>
+        <w:t>Le bureau de conciliation est composé d'un conseiller employeur et d'un conseiller salarié (L 1423-13 C. trav.), le</w:t>
       </w:r>
     </w:p>
     <w:p>
@@ -324,7 +324,7 @@
           <w:color w:val="000000"/>
           <w:sz w:val="22"/>
         </w:rPr>
-        <w:t>bureau de jugement comprend pour sa part 2 conseillers prudehommes salaries et 2 conseillers prudehommes</w:t>
+        <w:t>bureau de jugement comprend pour sa part 2 conseillers prudéhommes salariés et 2 conseillers prudéhommes</w:t>
       </w:r>
     </w:p>
     <w:p>
@@ -347,7 +347,7 @@
           <w:color w:val="2F5496"/>
           <w:sz w:val="24"/>
         </w:rPr>
-        <w:t>LA SECTION DE ReFeRe</w:t>
+        <w:t>LA SECTION DE RÉFÈRE</w:t>
       </w:r>
     </w:p>
     <w:p>
@@ -367,7 +367,7 @@
           <w:color w:val="000000"/>
           <w:sz w:val="22"/>
         </w:rPr>
-        <w:t>Chaque conseil de prudehommes comprend une formation de refere commune aux differentes sections et composee</w:t>
+        <w:t>Chaque conseil de prudéhommes comprend une formation de réfère commune aux différentes sections et composée</w:t>
       </w:r>
     </w:p>
     <w:p>
@@ -377,7 +377,7 @@
           <w:color w:val="000000"/>
           <w:sz w:val="22"/>
         </w:rPr>
-        <w:t>d'un nombre de conseillers fixe par le reglement interieur de la juridiction (L 1423-1 C. trav.)</w:t>
+        <w:t>d'un nombre de conseillers fixe par le règlement intérieur de la juridiction (L 1423-1 C. trav.)</w:t>
       </w:r>
     </w:p>
     <w:p/>
@@ -388,7 +388,7 @@
           <w:color w:val="000000"/>
           <w:sz w:val="22"/>
         </w:rPr>
-        <w:t>La formation de refere qui statue dans les cas d'urgence peut ordonner toutes les mesures qui ne se heurtent e aucune</w:t>
+        <w:t>La formation de réfère qui statue dans les cas d'urgence peut ordonner toutes les mesures qui ne se heurtent à aucune</w:t>
       </w:r>
     </w:p>
     <w:p>
@@ -398,7 +398,7 @@
           <w:color w:val="000000"/>
           <w:sz w:val="22"/>
         </w:rPr>
-        <w:t>contestation s'rieuse, prescrire des mesures conservatoires ou de remise en etat dans le cas de dommage imminent ou</w:t>
+        <w:t>contestation sérieuse, prescrire des mesures conservatoires ou de remise en état dans le cas de dommage imminent ou</w:t>
       </w:r>
     </w:p>
     <w:p>
@@ -408,7 +408,7 @@
           <w:color w:val="000000"/>
           <w:sz w:val="22"/>
         </w:rPr>
-        <w:t>pour faire cesser un trouble manifestement illicite, ou encore accorder une provision au creancier dans le cas oe son droit</w:t>
+        <w:t>pour faire cesser un trouble manifestement illicite, ou encore accorder une provision au créancier dans le cas ou son droit</w:t>
       </w:r>
     </w:p>
     <w:p>
@@ -418,7 +418,7 @@
           <w:color w:val="000000"/>
           <w:sz w:val="22"/>
         </w:rPr>
-        <w:t>n'est pas s'rieusement contestable. Par exemple, la contestation des avis du m'decin du travail dans un d'lai de 25 jours.</w:t>
+        <w:t>n'est pas sérieusement contestable. Par exemple, la contestation des avis du médecin du travail dans un délai de 25 jours.</w:t>
       </w:r>
     </w:p>
     <w:p>
@@ -431,7 +431,7 @@
           <w:color w:val="2F5496"/>
           <w:sz w:val="24"/>
         </w:rPr>
-        <w:t>LE SECReTARIAT-GREFFE</w:t>
+        <w:t>LE SECRÉTARIAT-GREFFE</w:t>
       </w:r>
     </w:p>
     <w:p>
@@ -451,7 +451,7 @@
           <w:color w:val="000000"/>
           <w:sz w:val="22"/>
         </w:rPr>
-        <w:t>Chaque conseil de prudehommes comprend un secretariat-greffe dirige par un greffier en chef place sous le contrele du</w:t>
+        <w:t>Chaque conseil de prudéhommes comprend un secrétariat-greffe dirige par un greffier en chef place sous le contrôle du</w:t>
       </w:r>
     </w:p>
     <w:p>
@@ -461,7 +461,7 @@
           <w:color w:val="000000"/>
           <w:sz w:val="22"/>
         </w:rPr>
-        <w:t>president du conseil (R 1423-36 C. trav.). Il joue un rele essentiel dans le fonctionnement de la juridiction en organisant</w:t>
+        <w:t>président du conseil (R 1423-36 C. trav.). Il joue un rôle essentiel dans le fonctionnement de la juridiction en organisant</w:t>
       </w:r>
     </w:p>
     <w:p>
@@ -471,7 +471,7 @@
           <w:color w:val="000000"/>
           <w:sz w:val="22"/>
         </w:rPr>
-        <w:t>les moments du proces (enrelement des affaires, convocation des parties, notification des d'cisionse). Par exemple, la</w:t>
+        <w:t>les moments du procès (enrôlement des affaires, convocation des parties, notification des décisionsé). Par exemple, la</w:t>
       </w:r>
     </w:p>
     <w:p>
@@ -481,7 +481,7 @@
           <w:color w:val="000000"/>
           <w:sz w:val="22"/>
         </w:rPr>
-        <w:t>contestation des avis du m'decin du travail dans un d'lai de 25 jours.</w:t>
+        <w:t>contestation des avis du médecin du travail dans un délai de 25 jours.</w:t>
       </w:r>
     </w:p>
     <w:p>
@@ -494,7 +494,7 @@
           <w:color w:val="2F5496"/>
           <w:sz w:val="24"/>
         </w:rPr>
-        <w:t>LE PERSONNEL DU CONSEIL DE PRUDeHOMMES C e</w:t>
+        <w:t>LE PERSONNEL DU CONSEIL DE PRUDÉHOMMES C •</w:t>
       </w:r>
     </w:p>
     <w:p>
@@ -507,7 +507,7 @@
           <w:color w:val="2F5496"/>
           <w:sz w:val="24"/>
         </w:rPr>
-        <w:t>LE PReSIDENT ET VICE-PReSIDENT DU CONSEIL DE PRUDeHOMMES</w:t>
+        <w:t>LE PRÉSIDENT ET VICE-PRÉSIDENT DU CONSEIL DE PRUDÉHOMMES</w:t>
       </w:r>
     </w:p>
     <w:p>
@@ -527,7 +527,7 @@
           <w:color w:val="000000"/>
           <w:sz w:val="22"/>
         </w:rPr>
-        <w:t>Ils sont elus au terme de chaque annee dans le college salarie ou employeur. Le president exerce essentiellement des</w:t>
+        <w:t>Ils sont élus au terme de chaque année dans le collège salarié ou employeur. Le président exerce essentiellement des</w:t>
       </w:r>
     </w:p>
     <w:p>
@@ -537,7 +537,7 @@
           <w:color w:val="000000"/>
           <w:sz w:val="22"/>
         </w:rPr>
-        <w:t>missions d'ordre administratif telles que la convocation de l'assemblee gen'rale, la discipline de la juridiction ou encore</w:t>
+        <w:t>missions d'ordre administratif telles que la convocation de l'assemblée générale, la discipline de la juridiction ou encore</w:t>
       </w:r>
     </w:p>
     <w:p>
@@ -547,7 +547,7 @@
           <w:color w:val="000000"/>
           <w:sz w:val="22"/>
         </w:rPr>
-        <w:t>le contrele du respect de leurs obligations par les conseillers.</w:t>
+        <w:t>le contrôle du respect de leurs obligations par les conseillers.</w:t>
       </w:r>
     </w:p>
     <w:p>
@@ -557,7 +557,7 @@
           <w:color w:val="000000"/>
           <w:sz w:val="22"/>
         </w:rPr>
-        <w:t>Le vice-president supplee e l'absence du president et dispose lui aussi du pouvoir de convoquer l'assemblee gen'rale.</w:t>
+        <w:t>Le vice-président supplie à l'absence du président et dispose lui aussi du pouvoir de convoquer l'assemblée générale.</w:t>
       </w:r>
     </w:p>
     <w:p>
@@ -570,7 +570,7 @@
           <w:color w:val="2F5496"/>
           <w:sz w:val="24"/>
         </w:rPr>
-        <w:t>LE PReSIDENT ET LE VICE-PReSIDENT DE SECTION ET DE CHAMBRE</w:t>
+        <w:t>LE PRÉSIDENT ET LE VICE-PRÉSIDENT DE SECTION ET DE CHAMBRE</w:t>
       </w:r>
     </w:p>
     <w:p>
@@ -590,7 +590,7 @@
           <w:color w:val="000000"/>
           <w:sz w:val="22"/>
         </w:rPr>
-        <w:t>e la t'te de chaque section du conseil de prudehommes, l'assemblee de la section concernee elit son president et vice-</w:t>
+        <w:t>à la tête de chaque section du conseil de prudéhommes, l'assemblée de la section concernée élit son président et vice-</w:t>
       </w:r>
     </w:p>
     <w:p>
@@ -600,7 +600,7 @@
           <w:color w:val="000000"/>
           <w:sz w:val="22"/>
         </w:rPr>
-        <w:t>president. Il en est de m'me de section lorsque plusieurs chambres ont et' constituees au sein d'une m'me section.</w:t>
+        <w:t>président. Il en est de même de section lorsque plusieurs chambres ont été constituées au sein d'une même section.</w:t>
       </w:r>
     </w:p>
     <w:p>
@@ -610,7 +610,7 @@
           <w:color w:val="000000"/>
           <w:sz w:val="22"/>
         </w:rPr>
-        <w:t>Le proces-verbal de ces assemblees est adresse dans les quarante-huit heures au premier president de la cour d'appel et</w:t>
+        <w:t>Le procès-verbal de ces assemblées est adresse dans les quarante-huit heures au premier président de la cour d'appel et</w:t>
       </w:r>
     </w:p>
     <w:p>
@@ -620,7 +620,7 @@
           <w:color w:val="000000"/>
           <w:sz w:val="22"/>
         </w:rPr>
-        <w:t>au procureur gen'ral pres la cour d'appel (R 1423-13 C.trav.).</w:t>
+        <w:t>au procureur général près la cour d'appel (R 1423-13 C.trav.).</w:t>
       </w:r>
     </w:p>
     <w:p>
@@ -633,7 +633,7 @@
           <w:color w:val="2F5496"/>
           <w:sz w:val="24"/>
         </w:rPr>
-        <w:t>LES CONSEILLERS PRUDeHOMAUX</w:t>
+        <w:t>LES CONSEILLERS PRUDÉHOMAUX</w:t>
       </w:r>
     </w:p>
     <w:p>
@@ -653,7 +653,7 @@
           <w:color w:val="000000"/>
           <w:sz w:val="22"/>
         </w:rPr>
-        <w:t>Les juges, appeles conseillers prudehommes, sont nommes conjointement par les ministres de la justice et du travail sur</w:t>
+        <w:t>Les juges, appelés conseillers prudéhommes, sont nommés conjointement par les ministres de la justice et du travail sur</w:t>
       </w:r>
     </w:p>
     <w:p>
@@ -663,7 +663,7 @@
           <w:color w:val="000000"/>
           <w:sz w:val="22"/>
         </w:rPr>
-        <w:t>proposition des organisations syndicales habilitees e proposer des candidats en fonction de leur audience. Leur mandat</w:t>
+        <w:t>proposition des organisations syndicales habilitées à proposer des candidats en fonction de leur audience. Leur mandat</w:t>
       </w:r>
     </w:p>
     <w:p>
@@ -683,7 +683,7 @@
           <w:color w:val="000000"/>
           <w:sz w:val="22"/>
         </w:rPr>
-        <w:t>Le conseiller salarie ben'ficie d'un statut lui conferant des droits et des obligations. Des droits en matiere d'absence pour</w:t>
+        <w:t>Le conseiller salarié bénéficie d'un statut lui conférant des droits et des obligations. Des droits en matière d'absence pour</w:t>
       </w:r>
     </w:p>
     <w:p>
@@ -693,7 +693,7 @@
           <w:color w:val="000000"/>
           <w:sz w:val="22"/>
         </w:rPr>
-        <w:t>l'exercice de ses fonctions (sans perte de remuneration) et de sa formation ainsi qu'une protection contre le licenciement.</w:t>
+        <w:t>l'exercice de ses fonctions (sans perte de rémunération) et de sa formation ainsi qu'une protection contre le licenciement.</w:t>
       </w:r>
     </w:p>
     <w:p>
@@ -703,7 +703,7 @@
           <w:color w:val="000000"/>
           <w:sz w:val="22"/>
         </w:rPr>
-        <w:t>Des devoirs aussi, puisqu'il peut etre sanctionne pour les manquements fautifs dans l'exercice de son mandat.</w:t>
+        <w:t>Des devoirs aussi, puisqu'il peut être sanctionné pour les manquements fautifs dans l'exercice de son mandat.</w:t>
       </w:r>
     </w:p>
     <w:p/>
@@ -714,7 +714,7 @@
           <w:color w:val="000000"/>
           <w:sz w:val="22"/>
         </w:rPr>
-        <w:t>II- Competence du Conseil de prud'hommes</w:t>
+        <w:t>II- Compétence du Conseil de prud'hommes</w:t>
       </w:r>
     </w:p>
     <w:p/>
@@ -725,7 +725,7 @@
           <w:color w:val="000000"/>
           <w:sz w:val="22"/>
         </w:rPr>
-        <w:t>I e</w:t>
+        <w:t>I •</w:t>
       </w:r>
     </w:p>
     <w:p>
@@ -738,7 +738,7 @@
           <w:color w:val="2F5496"/>
           <w:sz w:val="24"/>
         </w:rPr>
-        <w:t>COMPeTENCE MATeRIELLE (RATIONAE MATERIAE) A e</w:t>
+        <w:t>COMPÉTENCE MATÉRIELLE (RATIONAE MATERIAE) A •</w:t>
       </w:r>
     </w:p>
     <w:p>
@@ -748,7 +748,7 @@
           <w:color w:val="000000"/>
           <w:sz w:val="22"/>
         </w:rPr>
-        <w:t>Le conseil est competent pour connaetre des litiges individuels du travail entre salaries et employeurs ou entre les</w:t>
+        <w:t>Le conseil est compétent pour connaître des litiges individuels du travail entre salariés et employeurs ou entre les</w:t>
       </w:r>
     </w:p>
     <w:p>
@@ -758,7 +758,7 @@
           <w:color w:val="000000"/>
           <w:sz w:val="22"/>
         </w:rPr>
-        <w:t>salaries eux-m'mes (L 1411-1, 1411-3 C. trav.).</w:t>
+        <w:t>salariés eux-mêmes (L 1411-1, 1411-3 C. trav.).</w:t>
       </w:r>
     </w:p>
     <w:p>
@@ -768,7 +768,7 @@
           <w:color w:val="000000"/>
           <w:sz w:val="22"/>
         </w:rPr>
-        <w:t>Sa competence etant d'ordre public, il ne peut y etre d'roge par une clause compromissoire ou une disposition du</w:t>
+        <w:t>Sa compétence étant d'ordre public, il ne peut y être déroge par une clause compromissoire ou une disposition du</w:t>
       </w:r>
     </w:p>
     <w:p>
@@ -788,7 +788,7 @@
           <w:color w:val="000000"/>
           <w:sz w:val="22"/>
         </w:rPr>
-        <w:t>Le litige doit etre n' e l'occasion de la relation de travail et avoir un caractere individuel. Cela comprend les licenciements,</w:t>
+        <w:t>Le litige doit être ne à l'occasion de la relation de travail et avoir un caractère individuel. Cela comprend les licenciements,</w:t>
       </w:r>
     </w:p>
     <w:p>
@@ -798,7 +798,7 @@
           <w:color w:val="000000"/>
           <w:sz w:val="22"/>
         </w:rPr>
-        <w:t>les sanctions disciplinaires, les salaires ou tous autres domaines se rapportant e l'execution de la relation de travail.</w:t>
+        <w:t>les sanctions disciplinaires, les salaires ou tous autres domaines se rapportant à l'exécution de la relation de travail.</w:t>
       </w:r>
     </w:p>
     <w:p>
@@ -808,7 +808,7 @@
           <w:color w:val="000000"/>
           <w:sz w:val="22"/>
         </w:rPr>
-        <w:t>Si l'existence m'me d'un contrat de travail donne lieu e contestation, le conseil veillera e examiner la presence ou non</w:t>
+        <w:t>Si l'existence même d'un contrat de travail donne lieu à contestation, le conseil veillera à examiner la présence ou non</w:t>
       </w:r>
     </w:p>
     <w:p>
@@ -818,7 +818,7 @@
           <w:color w:val="000000"/>
           <w:sz w:val="22"/>
         </w:rPr>
-        <w:t>des el'ments caracteristiques de la relation de travail. Ainsi la juridiction prudehomale n'est pas tenue par la</w:t>
+        <w:t>des éléments caractéristiques de la relation de travail. Ainsi la juridiction prudéhomale n'est pas tenue par la</w:t>
       </w:r>
     </w:p>
     <w:p>
@@ -828,7 +828,7 @@
           <w:color w:val="000000"/>
           <w:sz w:val="22"/>
         </w:rPr>
-        <w:t>qualification que les parties ont donnee au contrat et peut, au regard de l'intention de celles-ci et des dispositions</w:t>
+        <w:t>qualification que les parties ont donnée au contrat et peut, au regard de l'intention de celles-ci et des dispositions</w:t>
       </w:r>
     </w:p>
     <w:p>
@@ -838,7 +838,7 @@
           <w:color w:val="000000"/>
           <w:sz w:val="22"/>
         </w:rPr>
-        <w:t>contractuelles, requalifier la nature de leur relation (Cass. soc. 19 d'cembre 2000).</w:t>
+        <w:t>contractuelles, requalifier la nature de leur relation (Cass. soc. 19 décembre 2000).</w:t>
       </w:r>
     </w:p>
     <w:p>
@@ -848,7 +848,7 @@
           <w:color w:val="000000"/>
           <w:sz w:val="22"/>
         </w:rPr>
-        <w:t>e ce titre, et bien que le contrat de travail ne soit pas forme, la competence du conseil de prudehommes est elargie aux</w:t>
+        <w:t>à ce titre, et bien que le contrat de travail ne soit pas forme, la compétence du conseil de prudéhommes est élargie aux</w:t>
       </w:r>
     </w:p>
     <w:p>
@@ -858,7 +858,7 @@
           <w:color w:val="000000"/>
           <w:sz w:val="22"/>
         </w:rPr>
-        <w:t>contestations relatives aux discriminations prevues e l'article L1132-1 du Code du travail. La Cour de cassation a pu</w:t>
+        <w:t>contestations relatives aux discriminations prévues à l'article L1132-1 du Code du travail. La Cour de cassation a pu</w:t>
       </w:r>
     </w:p>
     <w:p>
@@ -868,7 +868,7 @@
           <w:color w:val="000000"/>
           <w:sz w:val="22"/>
         </w:rPr>
-        <w:t>valablement sanctionner une cour d'appel rejetant la competence de la juridiction prudehomale en matiere de</w:t>
+        <w:t>valablement sanctionner une cour d'appel rejetant la compétence de la juridiction prudéhomale en matière de</w:t>
       </w:r>
     </w:p>
     <w:p>
@@ -878,7 +878,7 @@
           <w:color w:val="000000"/>
           <w:sz w:val="22"/>
         </w:rPr>
-        <w:t>discrimination e l'embauche sous le seul motif que le contrat de travail n'etait pas forme (Cass. soc. 20 d'cembre 2006). Sa</w:t>
+        <w:t>discrimination à l'embauche sous le seul motif que le contrat de travail n'était pas forme (Cass. soc. 20 décembre 2006). Sa</w:t>
       </w:r>
     </w:p>
     <w:p>
@@ -888,7 +888,7 @@
           <w:color w:val="000000"/>
           <w:sz w:val="22"/>
         </w:rPr>
-        <w:t>competence sera toujours exclusive en matiere de promesse unilaterale de contrat de travail (Cass. soc. 19 janvier 2005).</w:t>
+        <w:t>compétence sera toujours exclusive en matière de promesse unilatérale de contrat de travail (Cass. soc. 19 janvier 2005).</w:t>
       </w:r>
     </w:p>
     <w:p>
@@ -901,7 +901,7 @@
           <w:color w:val="2F5496"/>
           <w:sz w:val="24"/>
         </w:rPr>
-        <w:t>COMPeTENCE TERRITORIALE (RATIONAE LOCI) B e</w:t>
+        <w:t>COMPÉTENCE TERRITORIALE (RATIONAE LOCI) B •</w:t>
       </w:r>
     </w:p>
     <w:p>
@@ -911,7 +911,7 @@
           <w:color w:val="000000"/>
           <w:sz w:val="22"/>
         </w:rPr>
-        <w:t>Par principe, le conseil territorialement competent est celui dans le ressort duquel est situe l'etablissement oe est</w:t>
+        <w:t>Par principe, le conseil territorialement compétent est celui dans le ressort duquel est situé l'établissement ou est</w:t>
       </w:r>
     </w:p>
     <w:p>
@@ -921,7 +921,7 @@
           <w:color w:val="000000"/>
           <w:sz w:val="22"/>
         </w:rPr>
-        <w:t>effectue le travail. Par exception cette competence peut etre ecartee pour certaines categories de salaries dont</w:t>
+        <w:t>effectué le travail. Par exception cette compétence peut être écartée pour certaines catégories de salariés dont</w:t>
       </w:r>
     </w:p>
     <w:p>
@@ -931,7 +931,7 @@
           <w:color w:val="000000"/>
           <w:sz w:val="22"/>
         </w:rPr>
-        <w:t>l'execution du travail est realisee e leur domicile ou en dehors de tout etablissement (R 1412-1 C. trav.).</w:t>
+        <w:t>l'exécution du travail est réalisée à leur domicile ou en dehors de tout établissement (R 1412-1 C. trav.).</w:t>
       </w:r>
     </w:p>
     <w:p>
@@ -941,7 +941,7 @@
           <w:color w:val="000000"/>
           <w:sz w:val="22"/>
         </w:rPr>
-        <w:t>Enfin, le salarie dispose egalement de la faculte de saisir les conseils de prudehommes du lieu de formation du contrat ou</w:t>
+        <w:t>Enfin, le salarié dispose également de la faculté de saisir les conseils de prudéhommes du lieu de formation du contrat ou</w:t>
       </w:r>
     </w:p>
     <w:p>
@@ -951,7 +951,7 @@
           <w:color w:val="000000"/>
           <w:sz w:val="22"/>
         </w:rPr>
-        <w:t>celui du lieu oe l'employeur est etabli.</w:t>
+        <w:t>celui du lieu ou l'employeur est établi.</w:t>
       </w:r>
     </w:p>
     <w:p>
@@ -964,7 +964,7 @@
           <w:color w:val="2F5496"/>
           <w:sz w:val="24"/>
         </w:rPr>
-        <w:t>III- LE ReGLEMENT DES LITIGES DU TRAVAIL</w:t>
+        <w:t>III- LE RÈGLEMENT DES LITIGES DU TRAVAIL</w:t>
       </w:r>
     </w:p>
     <w:p>
@@ -977,7 +977,7 @@
           <w:color w:val="2F5496"/>
           <w:sz w:val="24"/>
         </w:rPr>
-        <w:t>A- LE ReGLEMENT AMIABLE</w:t>
+        <w:t>A- LE RÈGLEMENT AMIABLE</w:t>
       </w:r>
     </w:p>
     <w:p>
@@ -987,7 +987,7 @@
           <w:color w:val="000000"/>
           <w:sz w:val="22"/>
         </w:rPr>
-        <w:t>La loi du 6 aoet institue deux procedures amiables de reglement des litiges applicables au conflit du travail.</w:t>
+        <w:t>La loi du 6 août institue deux procédures amiables de règlement des litiges applicables au conflit du travail.</w:t>
       </w:r>
     </w:p>
     <w:p>
@@ -997,7 +997,7 @@
           <w:color w:val="000000"/>
           <w:sz w:val="22"/>
         </w:rPr>
-        <w:t>La convention de procedure participative 1.</w:t>
+        <w:t>La convention de procédure participative 1.</w:t>
       </w:r>
     </w:p>
     <w:p>
@@ -1007,7 +1007,7 @@
           <w:color w:val="000000"/>
           <w:sz w:val="22"/>
         </w:rPr>
-        <w:t>Issue du droit civil, cette procedure est etendue aux litiges du travail. Elle consiste en une convention entre les parties</w:t>
+        <w:t>Issue du droit civil, cette procédure est étendue aux litiges du travail. Elle consiste en une convention entre les parties</w:t>
       </w:r>
     </w:p>
     <w:p>
@@ -1017,7 +1017,7 @@
           <w:color w:val="000000"/>
           <w:sz w:val="22"/>
         </w:rPr>
-        <w:t>par laquelle ces dernieres s'engagent e euvrer conjointement et de bonne foi e la resolution amiable de leur differend.</w:t>
+        <w:t>par laquelle ces dernières s'engagent à ouvrer conjointement et de bonne foi à la résolution amiable de leur différend.</w:t>
       </w:r>
     </w:p>
     <w:p/>
@@ -1028,7 +1028,7 @@
           <w:color w:val="000000"/>
           <w:sz w:val="22"/>
         </w:rPr>
-        <w:t>N'cessairement e duree d'terminee, cette convention n'est possible que si aucune autre voie de droit e juge ou arbitre e</w:t>
+        <w:t>Nécessairement à durée déterminée, cette convention n'est possible que si aucune autre voie de droit à juge ou arbitre à</w:t>
       </w:r>
     </w:p>
     <w:p>
@@ -1038,7 +1038,7 @@
           <w:color w:val="000000"/>
           <w:sz w:val="22"/>
         </w:rPr>
-        <w:t>n'a et' engagee.</w:t>
+        <w:t>n'a été engagée.</w:t>
       </w:r>
     </w:p>
     <w:p>
@@ -1048,7 +1048,7 @@
           <w:color w:val="000000"/>
           <w:sz w:val="22"/>
         </w:rPr>
-        <w:t>La m'diation conventionnelle 2.</w:t>
+        <w:t>La médiation conventionnelle 2.</w:t>
       </w:r>
     </w:p>
     <w:p>
@@ -1058,7 +1058,7 @@
           <w:color w:val="000000"/>
           <w:sz w:val="22"/>
         </w:rPr>
-        <w:t>Autre mode alternatif de reglement des litiges, la m'diation conventionnelle resulte d'un accord des parties e rechercher</w:t>
+        <w:t>Autre mode alternatif de règlement des litiges, la médiation conventionnelle résulte d'un accord des parties à rechercher</w:t>
       </w:r>
     </w:p>
     <w:p>
@@ -1068,7 +1068,7 @@
           <w:color w:val="000000"/>
           <w:sz w:val="22"/>
         </w:rPr>
-        <w:t>une solution amiable e leur differend en ayant recours e un tiers ele m'diateur- d'signe par elles-m'mes ou le juge.</w:t>
+        <w:t>une solution amiable à leur différend en ayant recours à un tiers île médiateur- désigne par elles-mêmes ou le juge.</w:t>
       </w:r>
     </w:p>
     <w:p>
@@ -1081,7 +1081,7 @@
           <w:color w:val="2F5496"/>
           <w:sz w:val="24"/>
         </w:rPr>
-        <w:t>LE ReGLEMENT JUDICIAIRE : LA PROCeDURE ORDINAIRE DEVANT LE CONSEIL DE PRUDeHOMMES B e</w:t>
+        <w:t>LE RÈGLEMENT JUDICIAIRE : LA PROCÉDURE ORDINAIRE DEVANT LE CONSEIL DE PRUDÉHOMMES B •</w:t>
       </w:r>
     </w:p>
     <w:p>
@@ -1091,7 +1091,7 @@
           <w:color w:val="000000"/>
           <w:sz w:val="22"/>
         </w:rPr>
-        <w:t>Le regime de la preuve 1.</w:t>
+        <w:t>Le régime de la preuve 1.</w:t>
       </w:r>
     </w:p>
     <w:p>
@@ -1101,7 +1101,7 @@
           <w:color w:val="000000"/>
           <w:sz w:val="22"/>
         </w:rPr>
-        <w:t>Par principe, la preuve obeit e un regime strict, imposant e celui qui la produit de l'avoir obtenue loyalement. La Cour de</w:t>
+        <w:t>Par principe, la preuve obéit à un régime strict, imposant à celui qui la produit de l'avoir obtenue loyalement. La Cour de</w:t>
       </w:r>
     </w:p>
     <w:p>
@@ -1111,7 +1111,7 @@
           <w:color w:val="000000"/>
           <w:sz w:val="22"/>
         </w:rPr>
-        <w:t>cassation, dans un arret rendu en assemblee pleniere (Cass. soc. 7 janvier 2011), en a sanctuarise le principe en</w:t>
+        <w:t>cassation, dans un arrêt rendu en assemblée plénière (Cass. soc. 7 janvier 2011), en a sanctuarisé le principe en</w:t>
       </w:r>
     </w:p>
     <w:p>
@@ -1121,7 +1121,7 @@
           <w:color w:val="000000"/>
           <w:sz w:val="22"/>
         </w:rPr>
-        <w:t>rappelant que e lorsqu'une preuve est obtenue de maniere d'loyale, c'est-e-dire lorsqu'elle est recueillie e l'insu d'une</w:t>
+        <w:t>rappelant que à lorsqu'une preuve est obtenue de manière déloyale, c'est-à-dire lorsqu'elle est recueillie à l'insu d'une</w:t>
       </w:r>
     </w:p>
     <w:p>
@@ -1131,7 +1131,7 @@
           <w:color w:val="000000"/>
           <w:sz w:val="22"/>
         </w:rPr>
-        <w:t>personne, grece e une maneuvre ou e un stratageme, un juge ne peut pas tenir compte de ce type de preuve e. e titre</w:t>
+        <w:t>personne, grâce à une maneuvre ou à un stratagème, un juge ne peut pas tenir compte de ce type de preuve à. à titre</w:t>
       </w:r>
     </w:p>
     <w:p>
@@ -1141,7 +1141,7 @@
           <w:color w:val="000000"/>
           <w:sz w:val="22"/>
         </w:rPr>
-        <w:t>d'exemple, et la jurisprudence est abondante, les images issues d'un systeme de videosurveillance ou de geolocalisation</w:t>
+        <w:t>d'exemple, et la jurisprudence est abondante, les images issues d'un système de vidéosurveillance ou de géolocalisation</w:t>
       </w:r>
     </w:p>
     <w:p>
@@ -1151,7 +1151,7 @@
           <w:color w:val="000000"/>
           <w:sz w:val="22"/>
         </w:rPr>
-        <w:t>irreguliers sont irrecevables d'office (Cass. soc. 6 septembre et 4 octobre 2023).</w:t>
+        <w:t>irréguliers sont irrecevables d'office (Cass. soc. 6 septembre et 4 octobre 2023).</w:t>
       </w:r>
     </w:p>
     <w:p>
@@ -1161,7 +1161,7 @@
           <w:color w:val="000000"/>
           <w:sz w:val="22"/>
         </w:rPr>
-        <w:t>Cependant, s'appuyant sur la jurisprudence europeenne, la Cour de cassation a opere un revirement de jurisprudence</w:t>
+        <w:t>Cependant, s'appuyant sur la jurisprudence européenne, la Cour de cassation a opéra un revirement de jurisprudence</w:t>
       </w:r>
     </w:p>
     <w:p>
@@ -1171,7 +1171,7 @@
           <w:color w:val="000000"/>
           <w:sz w:val="22"/>
         </w:rPr>
-        <w:t>dans un arret d'assemblee pleniere du 23 d'cembre 2023. Si le principe n'est pas en soi remis en cause, sa force est</w:t>
+        <w:t>dans un arrêt d'assemblée plénière du 23 décembre 2023. Si le principe n'est pas en soi remis en cause, sa force est</w:t>
       </w:r>
     </w:p>
     <w:p>
@@ -1181,7 +1181,7 @@
           <w:color w:val="000000"/>
           <w:sz w:val="22"/>
         </w:rPr>
-        <w:t>largement attenuee. Ainsi, le juge charge d'apprecier les preuves qui lui sont soumises ne peut proceder e un rejet</w:t>
+        <w:t>largement atténuée. Ainsi, le juge charge d'apprécier les preuves qui lui sont soumises ne peut procéder à un rejet</w:t>
       </w:r>
     </w:p>
     <w:p>
@@ -1191,7 +1191,7 @@
           <w:color w:val="000000"/>
           <w:sz w:val="22"/>
         </w:rPr>
-        <w:t>automatique de la preuve d'loyale. Il doit d'sormais :</w:t>
+        <w:t>automatique de la preuve déloyale. Il doit désormais :</w:t>
       </w:r>
     </w:p>
     <w:p>
@@ -1204,7 +1204,7 @@
           <w:color w:val="000000"/>
           <w:sz w:val="22"/>
         </w:rPr>
-        <w:t>s'interroger sur la l'gitimite du moyen utilise ;</w:t>
+        <w:t>s'interroger sur la légitimité du moyen utilisé ;</w:t>
       </w:r>
     </w:p>
     <w:p>
@@ -1217,7 +1217,7 @@
           <w:color w:val="000000"/>
           <w:sz w:val="22"/>
         </w:rPr>
-        <w:t>verifier si, pour un resultat identique, un autre moyen, plus respectueux de la vie personnelle, pouvait etre utilise ;</w:t>
+        <w:t>vérifier si, pour un résultat identique, un autre moyen, plus respectueux de la vie personnelle, pouvait être utilisé ;</w:t>
       </w:r>
     </w:p>
     <w:p>
@@ -1230,7 +1230,7 @@
           <w:color w:val="000000"/>
           <w:sz w:val="22"/>
         </w:rPr>
-        <w:t>apprecier le caractere proportionne de l'atteinte e la vie personnelle au regard du but poursuivi.</w:t>
+        <w:t>apprécier le caractère proportionné de l'atteinte à la vie personnelle au regard du but poursuivi.</w:t>
       </w:r>
     </w:p>
     <w:p>
@@ -1240,7 +1240,7 @@
           <w:color w:val="000000"/>
           <w:sz w:val="22"/>
         </w:rPr>
-        <w:t>Le juge, garant du caractere equitable de la procedure, doit mettre en balance le droit e la preuve avec les autres droits et</w:t>
+        <w:t>Le juge, garant du caractère équitable de la procédure, doit mettre en balance le droit à la preuve avec les autres droits et</w:t>
       </w:r>
     </w:p>
     <w:p>
@@ -1250,7 +1250,7 @@
           <w:color w:val="000000"/>
           <w:sz w:val="22"/>
         </w:rPr>
-        <w:t>libertes avec lesquels il entre en conflit, et sous la triple condition relevee, il peut d'sormais d'clarer recevable une</w:t>
+        <w:t>libertés avec lesquels il entre en conflit, et sous la triple condition relevée, il peut désormais déclarer recevable une</w:t>
       </w:r>
     </w:p>
     <w:p>
@@ -1260,7 +1260,7 @@
           <w:color w:val="000000"/>
           <w:sz w:val="22"/>
         </w:rPr>
-        <w:t>preuve obtenue de faeon d'loyale.</w:t>
+        <w:t>preuve obtenue de façon déloyale.</w:t>
       </w:r>
     </w:p>
     <w:p>
@@ -1270,7 +1270,7 @@
           <w:color w:val="000000"/>
           <w:sz w:val="22"/>
         </w:rPr>
-        <w:t>Saisine du conseil de Prudehommes 2.</w:t>
+        <w:t>Saisine du conseil de Prudéhommes 2.</w:t>
       </w:r>
     </w:p>
     <w:p>
@@ -1280,7 +1280,7 @@
           <w:color w:val="000000"/>
           <w:sz w:val="22"/>
         </w:rPr>
-        <w:t>L'instance est introduite soit par une requete (dont les mentions sont prevues e l'article 58 du Code de procedure civile)</w:t>
+        <w:t>L'instance est introduite soit par une requête (dont les mentions sont prévues à l'article 58 du Code de procédure civile)</w:t>
       </w:r>
     </w:p>
     <w:p>
@@ -1290,7 +1290,7 @@
           <w:color w:val="000000"/>
           <w:sz w:val="22"/>
         </w:rPr>
-        <w:t>soit par presentation volontaire des parties devant le bureau de conciliation et d'orientation.</w:t>
+        <w:t>soit par présentation volontaire des parties devant le bureau de conciliation et d'orientation.</w:t>
       </w:r>
     </w:p>
     <w:p>
@@ -1300,7 +1300,7 @@
           <w:color w:val="000000"/>
           <w:sz w:val="22"/>
         </w:rPr>
-        <w:t>La saisine doit etre realisee dans les d'lais ouverts, qui varient selon la nature du litige, par exemple 3 ans pour les litiges</w:t>
+        <w:t>La saisine doit être réalisée dans les délais ouverts, qui varient selon la nature du litige, par exemple 3 ans pour les litiges</w:t>
       </w:r>
     </w:p>
     <w:p>
@@ -1310,7 +1310,7 @@
           <w:color w:val="000000"/>
           <w:sz w:val="22"/>
         </w:rPr>
-        <w:t>relatifs au paiement ou rappel de salaires (heures supplementaires - Article L.3245-1) et 1 an pour les litiges relatifs e la</w:t>
+        <w:t>relatifs au paiement ou rappel de salaires (heures supplémentaires - Article L.3245-1) et 1 an pour les litiges relatifs à la</w:t>
       </w:r>
     </w:p>
     <w:p>
@@ -1320,7 +1320,7 @@
           <w:color w:val="000000"/>
           <w:sz w:val="22"/>
         </w:rPr>
-        <w:t>rupture du contrat de travail (Article L.1471-1) ou encore 5 ans pour des faits de harcelement.</w:t>
+        <w:t>rupture du contrat de travail (Article L.1471-1) ou encore 5 ans pour des faits de harcèlement.</w:t>
       </w:r>
     </w:p>
     <w:p>
@@ -1340,7 +1340,7 @@
           <w:color w:val="000000"/>
           <w:sz w:val="22"/>
         </w:rPr>
-        <w:t>Cette etape est en principe obligatoire. Le bureau de conciliation et d'orientation de la section ou de la chambre entend</w:t>
+        <w:t>Cette étape est en principe obligatoire. Le bureau de conciliation et d'orientation de la section ou de la chambre entend</w:t>
       </w:r>
     </w:p>
     <w:p>
@@ -1350,7 +1350,7 @@
           <w:color w:val="000000"/>
           <w:sz w:val="22"/>
         </w:rPr>
-        <w:t>les pretentions des parties dans la confidentialite, en personne ou representees, aux fins de trouver une solution au</w:t>
+        <w:t>les prétentions des parties dans la confidentialité, en personne ou représentées, aux fins de trouver une solution au</w:t>
       </w:r>
     </w:p>
     <w:p>
@@ -1360,7 +1360,7 @@
           <w:color w:val="000000"/>
           <w:sz w:val="22"/>
         </w:rPr>
-        <w:t>litige. Il peut e cette occasion ordonner la remise de document que le salarie est en droit d'exiger. En l'absence de</w:t>
+        <w:t>litige. Il peut à cette occasion ordonner la remise de document que le salarié est en droit d'exiger. En l'absence de</w:t>
       </w:r>
     </w:p>
     <w:p>
@@ -1370,7 +1370,7 @@
           <w:color w:val="000000"/>
           <w:sz w:val="22"/>
         </w:rPr>
-        <w:t>conciliation, le bureau peut d'cider :</w:t>
+        <w:t>conciliation, le bureau peut décider :</w:t>
       </w:r>
     </w:p>
     <w:p>
@@ -1383,7 +1383,7 @@
           <w:color w:val="000000"/>
           <w:sz w:val="22"/>
         </w:rPr>
-        <w:t>soit de renvoyer les parties devant le bureau de jugement, en sa composition restreinte (1 conseiller salarie et 1</w:t>
+        <w:t>soit de renvoyer les parties devant le bureau de jugement, en sa composition restreinte (1 conseiller salarié et 1</w:t>
       </w:r>
     </w:p>
     <w:p>
@@ -1403,7 +1403,7 @@
           <w:color w:val="000000"/>
           <w:sz w:val="22"/>
         </w:rPr>
-        <w:t>resiliation judiciaire du contrat de travail. La formation restreinte doit statuer dans un d'lai de trois mois.</w:t>
+        <w:t>résiliation judiciaire du contrat de travail. La formation restreinte doit statuer dans un délai de trois mois.</w:t>
       </w:r>
     </w:p>
     <w:p>
@@ -1416,7 +1416,7 @@
           <w:color w:val="000000"/>
           <w:sz w:val="22"/>
         </w:rPr>
-        <w:t>soit de renvoyer les parties, e leur demande ou si la nature du litige le justifie, devant le bureau de jugement en</w:t>
+        <w:t>soit de renvoyer les parties, à leur demande ou si la nature du litige le justifie, devant le bureau de jugement en</w:t>
       </w:r>
     </w:p>
     <w:p>
@@ -1426,7 +1426,7 @@
           <w:color w:val="000000"/>
           <w:sz w:val="22"/>
         </w:rPr>
-        <w:t>formation collegiale (2 conseillers salaries et 2 conseillers employeurs) presidee par un magistrat du tribunal</w:t>
+        <w:t>formation collégiale (2 conseillers salariés et 2 conseillers employeurs) présidée par un magistrat du tribunal</w:t>
       </w:r>
     </w:p>
     <w:p>
@@ -1446,7 +1446,7 @@
           <w:color w:val="000000"/>
           <w:sz w:val="22"/>
         </w:rPr>
-        <w:t>e noter qu'en cas d'absence de comparution d'une partie esauf motif l'gitime- le bureau peut juger l'affaire en l'etat dans</w:t>
+        <w:t>à noter qu'en cas d'absence de comparution d'une partie ésauf motif légitime- le bureau peut juger l'affaire en l'état dans</w:t>
       </w:r>
     </w:p>
     <w:p>
@@ -1476,7 +1476,7 @@
           <w:color w:val="000000"/>
           <w:sz w:val="22"/>
         </w:rPr>
-        <w:t>Les parties convoquees doivent etre presentes. N'anmoins elles peuvent etre assistees en toute hypothese et</w:t>
+        <w:t>Les parties convoquées doivent être présentes. Néanmoins elles peuvent être assistées en toute hypothèse et</w:t>
       </w:r>
     </w:p>
     <w:p>
@@ -1486,7 +1486,7 @@
           <w:color w:val="000000"/>
           <w:sz w:val="22"/>
         </w:rPr>
-        <w:t>representees en cas de motif l'gitime.</w:t>
+        <w:t>représentées en cas de motif légitime.</w:t>
       </w:r>
     </w:p>
     <w:p>
@@ -1496,7 +1496,7 @@
           <w:color w:val="000000"/>
           <w:sz w:val="22"/>
         </w:rPr>
-        <w:t>En cas d'egalite de voix devant le bureau de jugement, un juge professionnel du tribunal judiciaire (juge d'partiteur)</w:t>
+        <w:t>En cas d'égalité de voix devant le bureau de jugement, un juge professionnel du tribunal judiciaire (juge départiteur)</w:t>
       </w:r>
     </w:p>
     <w:p>
@@ -1506,7 +1506,7 @@
           <w:color w:val="000000"/>
           <w:sz w:val="22"/>
         </w:rPr>
-        <w:t>preside l'audience et les d'partage. L'affaire est alors renvoyee e une audience ulterieure qui doit, sous la presidence de</w:t>
+        <w:t>préside l'audience et les départage. L'affaire est alors renvoyée à une audience ultérieure qui doit, sous la présidence de</w:t>
       </w:r>
     </w:p>
     <w:p>
@@ -1526,7 +1526,7 @@
           <w:color w:val="000000"/>
           <w:sz w:val="22"/>
         </w:rPr>
-        <w:t>Une fois rendus, les jugements ont force executoire d's lors qu'ils sont devenus d'finitifs. e ce titre le Conseil statue en</w:t>
+        <w:t>Une fois rendus, les jugements ont force exécutoire des lors qu'ils sont devenus définitifs. à ce titre le Conseil statue en</w:t>
       </w:r>
     </w:p>
     <w:p>
@@ -1546,7 +1546,7 @@
           <w:color w:val="000000"/>
           <w:sz w:val="22"/>
         </w:rPr>
-        <w:t>est alors envisageable (dans les 2 mois e compter la notification du jugement ou de l'arret).</w:t>
+        <w:t>est alors envisageable (dans les 2 mois à compter la notification du jugement ou de l'arrêt).</w:t>
       </w:r>
     </w:p>
     <w:p>
@@ -1556,7 +1556,7 @@
           <w:color w:val="000000"/>
           <w:sz w:val="22"/>
         </w:rPr>
-        <w:t>Pour les litiges dont le montant est superieur e 4000 euros, l'appel devant la chambre sociale de la cour d'appel est possible</w:t>
+        <w:t>Pour les litiges dont le montant est supérieur à 4000 euros, l'appel devant la chambre sociale de la cour d'appel est possible</w:t>
       </w:r>
     </w:p>
     <w:p>
@@ -1566,7 +1566,7 @@
           <w:color w:val="000000"/>
           <w:sz w:val="22"/>
         </w:rPr>
-        <w:t>(dans le d'lai d'1 mois e compter de la notification du jugement et 15 jours en matiere de refere). Pour les appels formes e</w:t>
+        <w:t>(dans le délai de1 mois à compter de la notification du jugement et 15 jours en matière de réfère). Pour les appels formes à</w:t>
       </w:r>
     </w:p>
     <w:p>
@@ -1596,7 +1596,7 @@
           <w:color w:val="000000"/>
           <w:sz w:val="22"/>
         </w:rPr>
-        <w:t>aoet 2016, la representation est obligatoire, soit par ministere d'avocat, soit par le d'fenseur syndical.</w:t>
+        <w:t>août 2016, la représentation est obligatoire, soit par ministère d'avocat, soit par le défenseur syndical.</w:t>
       </w:r>
     </w:p>
     <w:p>
@@ -1606,7 +1606,7 @@
           <w:color w:val="000000"/>
           <w:sz w:val="22"/>
         </w:rPr>
-        <w:t>Precisions : le d'fenseur syndical</w:t>
+        <w:t>Précisions : le défenseur syndical</w:t>
       </w:r>
     </w:p>
     <w:p>
@@ -1616,7 +1616,7 @@
           <w:color w:val="000000"/>
           <w:sz w:val="22"/>
         </w:rPr>
-        <w:t>La loi du 6 aoet 2015, entree en vigueur le 1</w:t>
+        <w:t>La loi du 6 août 2015, entrée en vigueur le 1</w:t>
       </w:r>
     </w:p>
     <w:p>
@@ -1636,7 +1636,7 @@
           <w:color w:val="000000"/>
           <w:sz w:val="22"/>
         </w:rPr>
-        <w:t>aoet 2016, a cree le statut de d'fenseur syndical.</w:t>
+        <w:t>août 2016, a créé le statut de défenseur syndical.</w:t>
       </w:r>
     </w:p>
     <w:p>
@@ -1646,7 +1646,7 @@
           <w:color w:val="000000"/>
           <w:sz w:val="22"/>
         </w:rPr>
-        <w:t>Tenu au secret professionnel et e une obligation de discretion, il a vocation e assister ou representer les salaries et</w:t>
+        <w:t>Tenu au secret professionnel et à une obligation de discrétion, il a vocation à assister ou représenter les salariés et</w:t>
       </w:r>
     </w:p>
     <w:p>
@@ -1656,7 +1656,7 @@
           <w:color w:val="000000"/>
           <w:sz w:val="22"/>
         </w:rPr>
-        <w:t>employeurs devant les juridictions prudehomales ainsi que devant les cours d'appel en matiere prudehomale.</w:t>
+        <w:t>employeurs devant les juridictions prudéhomales ainsi que devant les cours d'appel en matière prudéhomale.</w:t>
       </w:r>
     </w:p>
     <w:p>
@@ -1666,7 +1666,7 @@
           <w:color w:val="000000"/>
           <w:sz w:val="22"/>
         </w:rPr>
-        <w:t>Pour l'exercice de sa mission, il ben'ficie d'un credit de 10 heures de d'l'gation par mois dans les entreprises d'au moins</w:t>
+        <w:t>Pour l'exercice de sa mission, il bénéficie d'un crédit de 10 heures de délégation par mois dans les entreprises d'au moins</w:t>
       </w:r>
     </w:p>
     <w:p>
@@ -1676,7 +1676,7 @@
           <w:color w:val="000000"/>
           <w:sz w:val="22"/>
         </w:rPr>
-        <w:t>11 salaries. Ces heures sont considerees comme du travail effectif et remunerees comme tel par l'employeur qui est</w:t>
+        <w:t>11 salariés. Ces heures sont considérées comme du travail effectif et rémunérées comme tel par l'employeur qui est</w:t>
       </w:r>
     </w:p>
     <w:p>
@@ -1686,7 +1686,7 @@
           <w:color w:val="000000"/>
           <w:sz w:val="22"/>
         </w:rPr>
-        <w:t>ensuite rembourse par l'etat.</w:t>
+        <w:t>ensuite remboursé par l'état.</w:t>
       </w:r>
     </w:p>
     <w:p>
@@ -1696,7 +1696,7 @@
           <w:color w:val="000000"/>
           <w:sz w:val="22"/>
         </w:rPr>
-        <w:t>Il est inscrit sur une liste arret'e par l'autorite administrative sur proposition des organisations d'employeurs et de</w:t>
+        <w:t>Il est inscrit sur une liste arrêtée par l'autorité administrative sur proposition des organisations d'employeurs et de</w:t>
       </w:r>
     </w:p>
     <w:p>
@@ -1706,7 +1706,7 @@
           <w:color w:val="000000"/>
           <w:sz w:val="22"/>
         </w:rPr>
-        <w:t>salaries representatives au niveau national et interprofessionnel, national et multi professionnel ou dans au moins une</w:t>
+        <w:t>salariés représentatives au niveau national et interprofessionnel, national et multi professionnel ou dans au moins une</w:t>
       </w:r>
     </w:p>
     <w:p>
@@ -1716,9 +1716,10 @@
           <w:color w:val="000000"/>
           <w:sz w:val="22"/>
         </w:rPr>
-        <w:t>branche, dans des conditions d'finies par d'cret.</w:t>
+        <w:t>branche, dans des conditions définies par décret.</w:t>
       </w:r>
     </w:p>
+    <w:p/>
     <w:p/>
     <w:sectPr>
       <w:pgSz w:w="12240" w:h="15840"/>

--- a/droit social dcg/30- conseil de prud hommes.docx
+++ b/droit social dcg/30- conseil de prud hommes.docx
@@ -27,7 +27,7 @@
           <w:color w:val="2F5496"/>
           <w:sz w:val="24"/>
         </w:rPr>
-        <w:t>ORGANISATION DU CONSEIL DE PRUDÉHOMMES I •</w:t>
+        <w:t>I • ORGANISATION DU CONSEIL DE PRUDÉHOMMES</w:t>
       </w:r>
     </w:p>
     <w:p>
@@ -40,14 +40,14 @@
           <w:color w:val="2F5496"/>
           <w:sz w:val="24"/>
         </w:rPr>
-        <w:t>ORGANISATION NATIONALE DES JURIDICTIONS PRUDÉHOMALES A •</w:t>
+        <w:t>A • ORGANISATION NATIONALE DES JURIDICTIONS PRUDÉHOMALES</w:t>
       </w:r>
     </w:p>
     <w:p>
       <w:r>
         <w:rPr>
           <w:b w:val="0"/>
-          <w:color w:val="000000"/>
+          <w:color w:val="C00000"/>
           <w:sz w:val="22"/>
         </w:rPr>
         <w:t>Le conseil de prudéhommes est une juridiction civile d'exception du premier degré, compétente pour connaître des</w:t>
@@ -103,7 +103,7 @@
           <w:color w:val="2F5496"/>
           <w:sz w:val="24"/>
         </w:rPr>
-        <w:t>ORGANISATION INTERNE B •</w:t>
+        <w:t>B • ORGANISATION INTERNE</w:t>
       </w:r>
     </w:p>
     <w:p>
@@ -301,7 +301,7 @@
       <w:r>
         <w:rPr>
           <w:b w:val="0"/>
-          <w:color w:val="000000"/>
+          <w:color w:val="BF5700"/>
           <w:sz w:val="22"/>
         </w:rPr>
         <w:t>de jugement à défaut de conciliation (cf.infra procédure ordinaire).</w:t>
@@ -494,7 +494,7 @@
           <w:color w:val="2F5496"/>
           <w:sz w:val="24"/>
         </w:rPr>
-        <w:t>LE PERSONNEL DU CONSEIL DE PRUDÉHOMMES C •</w:t>
+        <w:t>C • LE PERSONNEL DU CONSEIL DE PRUDÉHOMMES</w:t>
       </w:r>
     </w:p>
     <w:p>
@@ -544,7 +544,7 @@
       <w:r>
         <w:rPr>
           <w:b w:val="0"/>
-          <w:color w:val="000000"/>
+          <w:color w:val="BF5700"/>
           <w:sz w:val="22"/>
         </w:rPr>
         <w:t>le contrôle du respect de leurs obligations par les conseillers.</w:t>
@@ -680,7 +680,7 @@
       <w:r>
         <w:rPr>
           <w:b w:val="0"/>
-          <w:color w:val="000000"/>
+          <w:color w:val="BF5700"/>
           <w:sz w:val="22"/>
         </w:rPr>
         <w:t>Le conseiller salarié bénéficie d'un statut lui conférant des droits et des obligations. Des droits en matière d'absence pour</w:t>
@@ -738,7 +738,7 @@
           <w:color w:val="2F5496"/>
           <w:sz w:val="24"/>
         </w:rPr>
-        <w:t>COMPÉTENCE MATÉRIELLE (RATIONAE MATERIAE) A •</w:t>
+        <w:t>A • COMPÉTENCE MATÉRIELLE (RATIONAE MATERIAE)</w:t>
       </w:r>
     </w:p>
     <w:p>
@@ -785,7 +785,7 @@
       <w:r>
         <w:rPr>
           <w:b w:val="0"/>
-          <w:color w:val="000000"/>
+          <w:color w:val="00703C"/>
           <w:sz w:val="22"/>
         </w:rPr>
         <w:t>Le litige doit être ne à l'occasion de la relation de travail et avoir un caractère individuel. Cela comprend les licenciements,</w:t>
@@ -901,14 +901,14 @@
           <w:color w:val="2F5496"/>
           <w:sz w:val="24"/>
         </w:rPr>
-        <w:t>COMPÉTENCE TERRITORIALE (RATIONAE LOCI) B •</w:t>
+        <w:t>B • COMPÉTENCE TERRITORIALE (RATIONAE LOCI)</w:t>
       </w:r>
     </w:p>
     <w:p>
       <w:r>
         <w:rPr>
           <w:b w:val="0"/>
-          <w:color w:val="000000"/>
+          <w:color w:val="BF5700"/>
           <w:sz w:val="22"/>
         </w:rPr>
         <w:t>Par principe, le conseil territorialement compétent est celui dans le ressort duquel est situé l'établissement ou est</w:t>
@@ -918,7 +918,7 @@
       <w:r>
         <w:rPr>
           <w:b w:val="0"/>
-          <w:color w:val="000000"/>
+          <w:color w:val="C00000"/>
           <w:sz w:val="22"/>
         </w:rPr>
         <w:t>effectué le travail. Par exception cette compétence peut être écartée pour certaines catégories de salariés dont</w:t>
@@ -984,7 +984,7 @@
       <w:r>
         <w:rPr>
           <w:b w:val="0"/>
-          <w:color w:val="000000"/>
+          <w:color w:val="BF5700"/>
           <w:sz w:val="22"/>
         </w:rPr>
         <w:t>La loi du 6 août institue deux procédures amiables de règlement des litiges applicables au conflit du travail.</w:t>
@@ -994,7 +994,7 @@
       <w:r>
         <w:rPr>
           <w:b w:val="0"/>
-          <w:color w:val="000000"/>
+          <w:color w:val="BF5700"/>
           <w:sz w:val="22"/>
         </w:rPr>
         <w:t>La convention de procédure participative 1.</w:t>
@@ -1004,7 +1004,7 @@
       <w:r>
         <w:rPr>
           <w:b w:val="0"/>
-          <w:color w:val="000000"/>
+          <w:color w:val="BF5700"/>
           <w:sz w:val="22"/>
         </w:rPr>
         <w:t>Issue du droit civil, cette procédure est étendue aux litiges du travail. Elle consiste en une convention entre les parties</w:t>
@@ -1025,7 +1025,7 @@
       <w:r>
         <w:rPr>
           <w:b w:val="0"/>
-          <w:color w:val="000000"/>
+          <w:color w:val="BF5700"/>
           <w:sz w:val="22"/>
         </w:rPr>
         <w:t>Nécessairement à durée déterminée, cette convention n'est possible que si aucune autre voie de droit à juge ou arbitre à</w:t>
@@ -1078,17 +1078,17 @@
       <w:r>
         <w:rPr>
           <w:b/>
-          <w:color w:val="2F5496"/>
+          <w:color w:val="BF5700"/>
           <w:sz w:val="24"/>
         </w:rPr>
-        <w:t>LE RÈGLEMENT JUDICIAIRE : LA PROCÉDURE ORDINAIRE DEVANT LE CONSEIL DE PRUDÉHOMMES B •</w:t>
+        <w:t>B • LE RÈGLEMENT JUDICIAIRE : LA PROCÉDURE ORDINAIRE DEVANT LE CONSEIL DE PRUDÉHOMMES</w:t>
       </w:r>
     </w:p>
     <w:p>
       <w:r>
         <w:rPr>
           <w:b w:val="0"/>
-          <w:color w:val="000000"/>
+          <w:color w:val="BF5700"/>
           <w:sz w:val="22"/>
         </w:rPr>
         <w:t>Le régime de la preuve 1.</w:t>
@@ -1098,7 +1098,7 @@
       <w:r>
         <w:rPr>
           <w:b w:val="0"/>
-          <w:color w:val="000000"/>
+          <w:color w:val="BF5700"/>
           <w:sz w:val="22"/>
         </w:rPr>
         <w:t>Par principe, la preuve obéit à un régime strict, imposant à celui qui la produit de l'avoir obtenue loyalement. La Cour de</w:t>
@@ -1108,7 +1108,7 @@
       <w:r>
         <w:rPr>
           <w:b w:val="0"/>
-          <w:color w:val="000000"/>
+          <w:color w:val="BF5700"/>
           <w:sz w:val="22"/>
         </w:rPr>
         <w:t>cassation, dans un arrêt rendu en assemblée plénière (Cass. soc. 7 janvier 2011), en a sanctuarisé le principe en</w:t>
@@ -1118,7 +1118,7 @@
       <w:r>
         <w:rPr>
           <w:b w:val="0"/>
-          <w:color w:val="000000"/>
+          <w:color w:val="BF5700"/>
           <w:sz w:val="22"/>
         </w:rPr>
         <w:t>rappelant que à lorsqu'une preuve est obtenue de manière déloyale, c'est-à-dire lorsqu'elle est recueillie à l'insu d'une</w:t>
@@ -1128,7 +1128,7 @@
       <w:r>
         <w:rPr>
           <w:b w:val="0"/>
-          <w:color w:val="000000"/>
+          <w:color w:val="BF5700"/>
           <w:sz w:val="22"/>
         </w:rPr>
         <w:t>personne, grâce à une maneuvre ou à un stratagème, un juge ne peut pas tenir compte de ce type de preuve à. à titre</w:t>
@@ -1138,7 +1138,7 @@
       <w:r>
         <w:rPr>
           <w:b w:val="0"/>
-          <w:color w:val="000000"/>
+          <w:color w:val="BF5700"/>
           <w:sz w:val="22"/>
         </w:rPr>
         <w:t>d'exemple, et la jurisprudence est abondante, les images issues d'un système de vidéosurveillance ou de géolocalisation</w:t>
@@ -1148,7 +1148,7 @@
       <w:r>
         <w:rPr>
           <w:b w:val="0"/>
-          <w:color w:val="000000"/>
+          <w:color w:val="BF5700"/>
           <w:sz w:val="22"/>
         </w:rPr>
         <w:t>irréguliers sont irrecevables d'office (Cass. soc. 6 septembre et 4 octobre 2023).</w:t>
@@ -1158,7 +1158,7 @@
       <w:r>
         <w:rPr>
           <w:b w:val="0"/>
-          <w:color w:val="000000"/>
+          <w:color w:val="BF5700"/>
           <w:sz w:val="22"/>
         </w:rPr>
         <w:t>Cependant, s'appuyant sur la jurisprudence européenne, la Cour de cassation a opéra un revirement de jurisprudence</w:t>
@@ -1168,7 +1168,7 @@
       <w:r>
         <w:rPr>
           <w:b w:val="0"/>
-          <w:color w:val="000000"/>
+          <w:color w:val="BF5700"/>
           <w:sz w:val="22"/>
         </w:rPr>
         <w:t>dans un arrêt d'assemblée plénière du 23 décembre 2023. Si le principe n'est pas en soi remis en cause, sa force est</w:t>
@@ -1178,7 +1178,7 @@
       <w:r>
         <w:rPr>
           <w:b w:val="0"/>
-          <w:color w:val="000000"/>
+          <w:color w:val="BF5700"/>
           <w:sz w:val="22"/>
         </w:rPr>
         <w:t>largement atténuée. Ainsi, le juge charge d'apprécier les preuves qui lui sont soumises ne peut procéder à un rejet</w:t>
@@ -1188,7 +1188,7 @@
       <w:r>
         <w:rPr>
           <w:b w:val="0"/>
-          <w:color w:val="000000"/>
+          <w:color w:val="BF5700"/>
           <w:sz w:val="22"/>
         </w:rPr>
         <w:t>automatique de la preuve déloyale. Il doit désormais :</w:t>
@@ -1201,7 +1201,7 @@
       <w:r>
         <w:rPr>
           <w:b w:val="0"/>
-          <w:color w:val="000000"/>
+          <w:color w:val="BF5700"/>
           <w:sz w:val="22"/>
         </w:rPr>
         <w:t>s'interroger sur la légitimité du moyen utilisé ;</w:t>
@@ -1214,7 +1214,7 @@
       <w:r>
         <w:rPr>
           <w:b w:val="0"/>
-          <w:color w:val="000000"/>
+          <w:color w:val="BF5700"/>
           <w:sz w:val="22"/>
         </w:rPr>
         <w:t>vérifier si, pour un résultat identique, un autre moyen, plus respectueux de la vie personnelle, pouvait être utilisé ;</w:t>
@@ -1227,7 +1227,7 @@
       <w:r>
         <w:rPr>
           <w:b w:val="0"/>
-          <w:color w:val="000000"/>
+          <w:color w:val="00703C"/>
           <w:sz w:val="22"/>
         </w:rPr>
         <w:t>apprécier le caractère proportionné de l'atteinte à la vie personnelle au regard du but poursuivi.</w:t>
@@ -1237,7 +1237,7 @@
       <w:r>
         <w:rPr>
           <w:b w:val="0"/>
-          <w:color w:val="000000"/>
+          <w:color w:val="BF5700"/>
           <w:sz w:val="22"/>
         </w:rPr>
         <w:t>Le juge, garant du caractère équitable de la procédure, doit mettre en balance le droit à la preuve avec les autres droits et</w:t>
@@ -1247,7 +1247,7 @@
       <w:r>
         <w:rPr>
           <w:b w:val="0"/>
-          <w:color w:val="000000"/>
+          <w:color w:val="BF5700"/>
           <w:sz w:val="22"/>
         </w:rPr>
         <w:t>libertés avec lesquels il entre en conflit, et sous la triple condition relevée, il peut désormais déclarer recevable une</w:t>
@@ -1257,7 +1257,7 @@
       <w:r>
         <w:rPr>
           <w:b w:val="0"/>
-          <w:color w:val="000000"/>
+          <w:color w:val="BF5700"/>
           <w:sz w:val="22"/>
         </w:rPr>
         <w:t>preuve obtenue de façon déloyale.</w:t>
@@ -1267,7 +1267,7 @@
       <w:r>
         <w:rPr>
           <w:b w:val="0"/>
-          <w:color w:val="000000"/>
+          <w:color w:val="BF5700"/>
           <w:sz w:val="22"/>
         </w:rPr>
         <w:t>Saisine du conseil de Prudéhommes 2.</w:t>
@@ -1277,7 +1277,7 @@
       <w:r>
         <w:rPr>
           <w:b w:val="0"/>
-          <w:color w:val="000000"/>
+          <w:color w:val="BF5700"/>
           <w:sz w:val="22"/>
         </w:rPr>
         <w:t>L'instance est introduite soit par une requête (dont les mentions sont prévues à l'article 58 du Code de procédure civile)</w:t>
@@ -1287,7 +1287,7 @@
       <w:r>
         <w:rPr>
           <w:b w:val="0"/>
-          <w:color w:val="000000"/>
+          <w:color w:val="BF5700"/>
           <w:sz w:val="22"/>
         </w:rPr>
         <w:t>soit par présentation volontaire des parties devant le bureau de conciliation et d'orientation.</w:t>
@@ -1297,7 +1297,7 @@
       <w:r>
         <w:rPr>
           <w:b w:val="0"/>
-          <w:color w:val="000000"/>
+          <w:color w:val="BF5700"/>
           <w:sz w:val="22"/>
         </w:rPr>
         <w:t>La saisine doit être réalisée dans les délais ouverts, qui varient selon la nature du litige, par exemple 3 ans pour les litiges</w:t>
@@ -1307,7 +1307,7 @@
       <w:r>
         <w:rPr>
           <w:b w:val="0"/>
-          <w:color w:val="000000"/>
+          <w:color w:val="BF5700"/>
           <w:sz w:val="22"/>
         </w:rPr>
         <w:t>relatifs au paiement ou rappel de salaires (heures supplémentaires - Article L.3245-1) et 1 an pour les litiges relatifs à la</w:t>
@@ -1317,7 +1317,7 @@
       <w:r>
         <w:rPr>
           <w:b w:val="0"/>
-          <w:color w:val="000000"/>
+          <w:color w:val="BF5700"/>
           <w:sz w:val="22"/>
         </w:rPr>
         <w:t>rupture du contrat de travail (Article L.1471-1) ou encore 5 ans pour des faits de harcèlement.</w:t>
@@ -1327,7 +1327,7 @@
       <w:r>
         <w:rPr>
           <w:b w:val="0"/>
-          <w:color w:val="000000"/>
+          <w:color w:val="BF5700"/>
           <w:sz w:val="22"/>
         </w:rPr>
         <w:t>La conciliation 3.</w:t>
@@ -1337,7 +1337,7 @@
       <w:r>
         <w:rPr>
           <w:b w:val="0"/>
-          <w:color w:val="000000"/>
+          <w:color w:val="BF5700"/>
           <w:sz w:val="22"/>
         </w:rPr>
         <w:t>Cette étape est en principe obligatoire. Le bureau de conciliation et d'orientation de la section ou de la chambre entend</w:t>
@@ -1347,7 +1347,7 @@
       <w:r>
         <w:rPr>
           <w:b w:val="0"/>
-          <w:color w:val="000000"/>
+          <w:color w:val="BF5700"/>
           <w:sz w:val="22"/>
         </w:rPr>
         <w:t>les prétentions des parties dans la confidentialité, en personne ou représentées, aux fins de trouver une solution au</w:t>
@@ -1357,7 +1357,7 @@
       <w:r>
         <w:rPr>
           <w:b w:val="0"/>
-          <w:color w:val="000000"/>
+          <w:color w:val="BF5700"/>
           <w:sz w:val="22"/>
         </w:rPr>
         <w:t>litige. Il peut à cette occasion ordonner la remise de document que le salarié est en droit d'exiger. En l'absence de</w:t>
@@ -1367,7 +1367,7 @@
       <w:r>
         <w:rPr>
           <w:b w:val="0"/>
-          <w:color w:val="000000"/>
+          <w:color w:val="BF5700"/>
           <w:sz w:val="22"/>
         </w:rPr>
         <w:t>conciliation, le bureau peut décider :</w:t>
@@ -1380,7 +1380,7 @@
       <w:r>
         <w:rPr>
           <w:b w:val="0"/>
-          <w:color w:val="000000"/>
+          <w:color w:val="BF5700"/>
           <w:sz w:val="22"/>
         </w:rPr>
         <w:t>soit de renvoyer les parties devant le bureau de jugement, en sa composition restreinte (1 conseiller salarié et 1</w:t>
@@ -1390,7 +1390,7 @@
       <w:r>
         <w:rPr>
           <w:b w:val="0"/>
-          <w:color w:val="000000"/>
+          <w:color w:val="BF5700"/>
           <w:sz w:val="22"/>
         </w:rPr>
         <w:t>conseiller employeur) si les parties y consentent et si le contentieux porte sur un licenciement ou une demande de</w:t>
@@ -1400,7 +1400,7 @@
       <w:r>
         <w:rPr>
           <w:b w:val="0"/>
-          <w:color w:val="000000"/>
+          <w:color w:val="BF5700"/>
           <w:sz w:val="22"/>
         </w:rPr>
         <w:t>résiliation judiciaire du contrat de travail. La formation restreinte doit statuer dans un délai de trois mois.</w:t>
@@ -1413,7 +1413,7 @@
       <w:r>
         <w:rPr>
           <w:b w:val="0"/>
-          <w:color w:val="000000"/>
+          <w:color w:val="BF5700"/>
           <w:sz w:val="22"/>
         </w:rPr>
         <w:t>soit de renvoyer les parties, à leur demande ou si la nature du litige le justifie, devant le bureau de jugement en</w:t>
@@ -1423,7 +1423,7 @@
       <w:r>
         <w:rPr>
           <w:b w:val="0"/>
-          <w:color w:val="000000"/>
+          <w:color w:val="BF5700"/>
           <w:sz w:val="22"/>
         </w:rPr>
         <w:t>formation collégiale (2 conseillers salariés et 2 conseillers employeurs) présidée par un magistrat du tribunal</w:t>
@@ -1433,7 +1433,7 @@
       <w:r>
         <w:rPr>
           <w:b w:val="0"/>
-          <w:color w:val="000000"/>
+          <w:color w:val="BF5700"/>
           <w:sz w:val="22"/>
         </w:rPr>
         <w:t>judiciaire.</w:t>
@@ -1443,7 +1443,7 @@
       <w:r>
         <w:rPr>
           <w:b w:val="0"/>
-          <w:color w:val="000000"/>
+          <w:color w:val="C00000"/>
           <w:sz w:val="22"/>
         </w:rPr>
         <w:t>à noter qu'en cas d'absence de comparution d'une partie ésauf motif légitime- le bureau peut juger l'affaire en l'état dans</w:t>
@@ -1453,7 +1453,7 @@
       <w:r>
         <w:rPr>
           <w:b w:val="0"/>
-          <w:color w:val="000000"/>
+          <w:color w:val="BF5700"/>
           <w:sz w:val="22"/>
         </w:rPr>
         <w:t>sa formation restreinte.</w:t>
@@ -1463,7 +1463,7 @@
       <w:r>
         <w:rPr>
           <w:b w:val="0"/>
-          <w:color w:val="000000"/>
+          <w:color w:val="BF5700"/>
           <w:sz w:val="22"/>
         </w:rPr>
         <w:t>Le jugement et voies de recours 4.</w:t>
@@ -1473,7 +1473,7 @@
       <w:r>
         <w:rPr>
           <w:b w:val="0"/>
-          <w:color w:val="000000"/>
+          <w:color w:val="BF5700"/>
           <w:sz w:val="22"/>
         </w:rPr>
         <w:t>Les parties convoquées doivent être présentes. Néanmoins elles peuvent être assistées en toute hypothèse et</w:t>
@@ -1483,7 +1483,7 @@
       <w:r>
         <w:rPr>
           <w:b w:val="0"/>
-          <w:color w:val="000000"/>
+          <w:color w:val="BF5700"/>
           <w:sz w:val="22"/>
         </w:rPr>
         <w:t>représentées en cas de motif légitime.</w:t>
@@ -1493,7 +1493,7 @@
       <w:r>
         <w:rPr>
           <w:b w:val="0"/>
-          <w:color w:val="000000"/>
+          <w:color w:val="BF5700"/>
           <w:sz w:val="22"/>
         </w:rPr>
         <w:t>En cas d'égalité de voix devant le bureau de jugement, un juge professionnel du tribunal judiciaire (juge départiteur)</w:t>
@@ -1503,7 +1503,7 @@
       <w:r>
         <w:rPr>
           <w:b w:val="0"/>
-          <w:color w:val="000000"/>
+          <w:color w:val="BF5700"/>
           <w:sz w:val="22"/>
         </w:rPr>
         <w:t>préside l'audience et les départage. L'affaire est alors renvoyée à une audience ultérieure qui doit, sous la présidence de</w:t>
@@ -1513,7 +1513,7 @@
       <w:r>
         <w:rPr>
           <w:b w:val="0"/>
-          <w:color w:val="000000"/>
+          <w:color w:val="BF5700"/>
           <w:sz w:val="22"/>
         </w:rPr>
         <w:t>ce juge, se tenir dans le mois du renvoi.</w:t>
@@ -1523,7 +1523,7 @@
       <w:r>
         <w:rPr>
           <w:b w:val="0"/>
-          <w:color w:val="000000"/>
+          <w:color w:val="BF5700"/>
           <w:sz w:val="22"/>
         </w:rPr>
         <w:t>Une fois rendus, les jugements ont force exécutoire des lors qu'ils sont devenus définitifs. à ce titre le Conseil statue en</w:t>
@@ -1533,7 +1533,7 @@
       <w:r>
         <w:rPr>
           <w:b w:val="0"/>
-          <w:color w:val="000000"/>
+          <w:color w:val="BF5700"/>
           <w:sz w:val="22"/>
         </w:rPr>
         <w:t>premier et dernier ressort pour les affaires dont le montant est au maximum de 4000 euros. Seul le pourvoi en cassation</w:t>
@@ -1543,7 +1543,7 @@
       <w:r>
         <w:rPr>
           <w:b w:val="0"/>
-          <w:color w:val="000000"/>
+          <w:color w:val="BF5700"/>
           <w:sz w:val="22"/>
         </w:rPr>
         <w:t>est alors envisageable (dans les 2 mois à compter la notification du jugement ou de l'arrêt).</w:t>
@@ -1553,7 +1553,7 @@
       <w:r>
         <w:rPr>
           <w:b w:val="0"/>
-          <w:color w:val="000000"/>
+          <w:color w:val="BF5700"/>
           <w:sz w:val="22"/>
         </w:rPr>
         <w:t>Pour les litiges dont le montant est supérieur à 4000 euros, l'appel devant la chambre sociale de la cour d'appel est possible</w:t>
@@ -1563,7 +1563,7 @@
       <w:r>
         <w:rPr>
           <w:b w:val="0"/>
-          <w:color w:val="000000"/>
+          <w:color w:val="BF5700"/>
           <w:sz w:val="22"/>
         </w:rPr>
         <w:t>(dans le délai de1 mois à compter de la notification du jugement et 15 jours en matière de réfère). Pour les appels formes à</w:t>
@@ -1573,7 +1573,7 @@
       <w:r>
         <w:rPr>
           <w:b w:val="0"/>
-          <w:color w:val="000000"/>
+          <w:color w:val="BF5700"/>
           <w:sz w:val="22"/>
         </w:rPr>
         <w:t>compter du 1</w:t>
@@ -1583,7 +1583,7 @@
       <w:r>
         <w:rPr>
           <w:b w:val="0"/>
-          <w:color w:val="000000"/>
+          <w:color w:val="BF5700"/>
           <w:sz w:val="22"/>
         </w:rPr>
         <w:t>er</w:t>
@@ -1593,7 +1593,7 @@
       <w:r>
         <w:rPr>
           <w:b w:val="0"/>
-          <w:color w:val="000000"/>
+          <w:color w:val="BF5700"/>
           <w:sz w:val="22"/>
         </w:rPr>
         <w:t>août 2016, la représentation est obligatoire, soit par ministère d'avocat, soit par le défenseur syndical.</w:t>
@@ -1603,7 +1603,7 @@
       <w:r>
         <w:rPr>
           <w:b w:val="0"/>
-          <w:color w:val="000000"/>
+          <w:color w:val="BF5700"/>
           <w:sz w:val="22"/>
         </w:rPr>
         <w:t>Précisions : le défenseur syndical</w:t>
@@ -1613,7 +1613,7 @@
       <w:r>
         <w:rPr>
           <w:b w:val="0"/>
-          <w:color w:val="000000"/>
+          <w:color w:val="BF5700"/>
           <w:sz w:val="22"/>
         </w:rPr>
         <w:t>La loi du 6 août 2015, entrée en vigueur le 1</w:t>
@@ -1623,7 +1623,7 @@
       <w:r>
         <w:rPr>
           <w:b w:val="0"/>
-          <w:color w:val="000000"/>
+          <w:color w:val="BF5700"/>
           <w:sz w:val="22"/>
         </w:rPr>
         <w:t>er</w:t>
@@ -1633,7 +1633,7 @@
       <w:r>
         <w:rPr>
           <w:b w:val="0"/>
-          <w:color w:val="000000"/>
+          <w:color w:val="BF5700"/>
           <w:sz w:val="22"/>
         </w:rPr>
         <w:t>août 2016, a créé le statut de défenseur syndical.</w:t>
@@ -1643,7 +1643,7 @@
       <w:r>
         <w:rPr>
           <w:b w:val="0"/>
-          <w:color w:val="000000"/>
+          <w:color w:val="BF5700"/>
           <w:sz w:val="22"/>
         </w:rPr>
         <w:t>Tenu au secret professionnel et à une obligation de discrétion, il a vocation à assister ou représenter les salariés et</w:t>
@@ -1653,7 +1653,7 @@
       <w:r>
         <w:rPr>
           <w:b w:val="0"/>
-          <w:color w:val="000000"/>
+          <w:color w:val="BF5700"/>
           <w:sz w:val="22"/>
         </w:rPr>
         <w:t>employeurs devant les juridictions prudéhomales ainsi que devant les cours d'appel en matière prudéhomale.</w:t>
@@ -1663,7 +1663,7 @@
       <w:r>
         <w:rPr>
           <w:b w:val="0"/>
-          <w:color w:val="000000"/>
+          <w:color w:val="BF5700"/>
           <w:sz w:val="22"/>
         </w:rPr>
         <w:t>Pour l'exercice de sa mission, il bénéficie d'un crédit de 10 heures de délégation par mois dans les entreprises d'au moins</w:t>
@@ -1673,7 +1673,7 @@
       <w:r>
         <w:rPr>
           <w:b w:val="0"/>
-          <w:color w:val="000000"/>
+          <w:color w:val="BF5700"/>
           <w:sz w:val="22"/>
         </w:rPr>
         <w:t>11 salariés. Ces heures sont considérées comme du travail effectif et rémunérées comme tel par l'employeur qui est</w:t>
@@ -1683,7 +1683,7 @@
       <w:r>
         <w:rPr>
           <w:b w:val="0"/>
-          <w:color w:val="000000"/>
+          <w:color w:val="BF5700"/>
           <w:sz w:val="22"/>
         </w:rPr>
         <w:t>ensuite remboursé par l'état.</w:t>
@@ -1693,7 +1693,7 @@
       <w:r>
         <w:rPr>
           <w:b w:val="0"/>
-          <w:color w:val="000000"/>
+          <w:color w:val="BF5700"/>
           <w:sz w:val="22"/>
         </w:rPr>
         <w:t>Il est inscrit sur une liste arrêtée par l'autorité administrative sur proposition des organisations d'employeurs et de</w:t>
@@ -1703,7 +1703,7 @@
       <w:r>
         <w:rPr>
           <w:b w:val="0"/>
-          <w:color w:val="000000"/>
+          <w:color w:val="BF5700"/>
           <w:sz w:val="22"/>
         </w:rPr>
         <w:t>salariés représentatives au niveau national et interprofessionnel, national et multi professionnel ou dans au moins une</w:t>
@@ -1713,7 +1713,7 @@
       <w:r>
         <w:rPr>
           <w:b w:val="0"/>
-          <w:color w:val="000000"/>
+          <w:color w:val="BF5700"/>
           <w:sz w:val="22"/>
         </w:rPr>
         <w:t>branche, dans des conditions définies par décret.</w:t>
